--- a/Writeup template.docx
+++ b/Writeup template.docx
@@ -1,6 +1,6 @@
 
 <file path=word/document.xml><?xml version="1.0" encoding="utf-8"?>
-<w:document xmlns:wpc="http://schemas.microsoft.com/office/word/2010/wordprocessingCanvas" xmlns:cx="http://schemas.microsoft.com/office/drawing/2014/chartex" xmlns:cx1="http://schemas.microsoft.com/office/drawing/2015/9/8/chartex" xmlns:cx2="http://schemas.microsoft.com/office/drawing/2015/10/21/chartex" xmlns:cx3="http://schemas.microsoft.com/office/drawing/2016/5/9/chartex" xmlns:cx4="http://schemas.microsoft.com/office/drawing/2016/5/10/chartex" xmlns:cx5="http://schemas.microsoft.com/office/drawing/2016/5/11/chartex" xmlns:cx6="http://schemas.microsoft.com/office/drawing/2016/5/12/chartex" xmlns:cx7="http://schemas.microsoft.com/office/drawing/2016/5/13/chartex" xmlns:cx8="http://schemas.microsoft.com/office/drawing/2016/5/14/chartex" xmlns:mc="http://schemas.openxmlformats.org/markup-compatibility/2006" xmlns:aink="http://schemas.microsoft.com/office/drawing/2016/ink" xmlns:am3d="http://schemas.microsoft.com/office/drawing/2017/model3d" xmlns:o="urn:schemas-microsoft-com:office:office" xmlns:oel="http://schemas.microsoft.com/office/2019/extlst" xmlns:r="http://schemas.openxmlformats.org/officeDocument/2006/relationships" xmlns:m="http://schemas.openxmlformats.org/officeDocument/2006/math" xmlns:v="urn:schemas-microsoft-com:vml" xmlns:wp14="http://schemas.microsoft.com/office/word/2010/wordprocessingDrawing" xmlns:wp="http://schemas.openxmlformats.org/drawingml/2006/wordprocessingDrawing" xmlns:w10="urn:schemas-microsoft-com:office:word" xmlns:w="http://schemas.openxmlformats.org/wordprocessingml/2006/main" xmlns:w14="http://schemas.microsoft.com/office/word/2010/wordml" xmlns:w15="http://schemas.microsoft.com/office/word/2012/wordml" xmlns:w16cex="http://schemas.microsoft.com/office/word/2018/wordml/cex" xmlns:w16cid="http://schemas.microsoft.com/office/word/2016/wordml/cid" xmlns:w16="http://schemas.microsoft.com/office/word/2018/wordml" xmlns:w16sdtdh="http://schemas.microsoft.com/office/word/2020/wordml/sdtdatahash" xmlns:w16se="http://schemas.microsoft.com/office/word/2015/wordml/symex" xmlns:wpg="http://schemas.microsoft.com/office/word/2010/wordprocessingGroup" xmlns:wpi="http://schemas.microsoft.com/office/word/2010/wordprocessingInk" xmlns:wne="http://schemas.microsoft.com/office/word/2006/wordml" xmlns:wps="http://schemas.microsoft.com/office/word/2010/wordprocessingShape" mc:Ignorable="w14 w15 w16se w16cid w16 w16cex w16sdtdh wp14">
+<w:document xmlns:wpc="http://schemas.microsoft.com/office/word/2010/wordprocessingCanvas" xmlns:cx="http://schemas.microsoft.com/office/drawing/2014/chartex" xmlns:cx1="http://schemas.microsoft.com/office/drawing/2015/9/8/chartex" xmlns:cx2="http://schemas.microsoft.com/office/drawing/2015/10/21/chartex" xmlns:cx3="http://schemas.microsoft.com/office/drawing/2016/5/9/chartex" xmlns:cx4="http://schemas.microsoft.com/office/drawing/2016/5/10/chartex" xmlns:cx5="http://schemas.microsoft.com/office/drawing/2016/5/11/chartex" xmlns:cx6="http://schemas.microsoft.com/office/drawing/2016/5/12/chartex" xmlns:cx7="http://schemas.microsoft.com/office/drawing/2016/5/13/chartex" xmlns:cx8="http://schemas.microsoft.com/office/drawing/2016/5/14/chartex" xmlns:mc="http://schemas.openxmlformats.org/markup-compatibility/2006" xmlns:aink="http://schemas.microsoft.com/office/drawing/2016/ink" xmlns:am3d="http://schemas.microsoft.com/office/drawing/2017/model3d" xmlns:o="urn:schemas-microsoft-com:office:office" xmlns:oel="http://schemas.microsoft.com/office/2019/extlst" xmlns:r="http://schemas.openxmlformats.org/officeDocument/2006/relationships" xmlns:m="http://schemas.openxmlformats.org/officeDocument/2006/math" xmlns:v="urn:schemas-microsoft-com:vml" xmlns:wp14="http://schemas.microsoft.com/office/word/2010/wordprocessingDrawing" xmlns:wp="http://schemas.openxmlformats.org/drawingml/2006/wordprocessingDrawing" xmlns:w10="urn:schemas-microsoft-com:office:word" xmlns:w="http://schemas.openxmlformats.org/wordprocessingml/2006/main" xmlns:w14="http://schemas.microsoft.com/office/word/2010/wordml" xmlns:w15="http://schemas.microsoft.com/office/word/2012/wordml" xmlns:w16cex="http://schemas.microsoft.com/office/word/2018/wordml/cex" xmlns:w16cid="http://schemas.microsoft.com/office/word/2016/wordml/cid" xmlns:w16="http://schemas.microsoft.com/office/word/2018/wordml" xmlns:w16du="http://schemas.microsoft.com/office/word/2023/wordml/word16du" xmlns:w16sdtdh="http://schemas.microsoft.com/office/word/2020/wordml/sdtdatahash" xmlns:w16sdtfl="http://schemas.microsoft.com/office/word/2024/wordml/sdtformatlock" xmlns:w16se="http://schemas.microsoft.com/office/word/2015/wordml/symex" xmlns:wpg="http://schemas.microsoft.com/office/word/2010/wordprocessingGroup" xmlns:wpi="http://schemas.microsoft.com/office/word/2010/wordprocessingInk" xmlns:wne="http://schemas.microsoft.com/office/word/2006/wordml" xmlns:wps="http://schemas.microsoft.com/office/word/2010/wordprocessingShape" mc:Ignorable="w14 w15 w16se w16cid w16 w16cex w16sdtdh w16sdtfl w16du wp14">
   <w:body>
     <w:p>
       <w:pPr>
@@ -81,7 +81,7 @@
         <w:pStyle w:val="Title"/>
       </w:pPr>
       <w:r>
-        <w:t>Title</w:t>
+        <w:t>Income gap of immigrants in Pennsylvania</w:t>
       </w:r>
     </w:p>
     <w:p/>
@@ -124,7 +124,13 @@
               <w:jc w:val="center"/>
             </w:pPr>
             <w:r>
-              <w:t>LastName1, Initials1</w:t>
+              <w:t>Venclovas</w:t>
+            </w:r>
+            <w:r>
+              <w:t xml:space="preserve">, </w:t>
+            </w:r>
+            <w:r>
+              <w:t>D.V.</w:t>
             </w:r>
           </w:p>
         </w:tc>
@@ -138,7 +144,13 @@
               <w:jc w:val="center"/>
             </w:pPr>
             <w:r>
-              <w:t>LastName2, Initials2</w:t>
+              <w:t>Jasinskis</w:t>
+            </w:r>
+            <w:r>
+              <w:t xml:space="preserve">, </w:t>
+            </w:r>
+            <w:r>
+              <w:t>I.J.</w:t>
             </w:r>
           </w:p>
         </w:tc>
@@ -158,7 +170,7 @@
               <w:jc w:val="center"/>
             </w:pPr>
             <w:r>
-              <w:t>student number 1</w:t>
+              <w:t>15516822</w:t>
             </w:r>
           </w:p>
         </w:tc>
@@ -220,7 +232,13 @@
               <w:jc w:val="center"/>
             </w:pPr>
             <w:r>
-              <w:t>LastName3, Initials3</w:t>
+              <w:t>Azadmanesh</w:t>
+            </w:r>
+            <w:r>
+              <w:t xml:space="preserve">, </w:t>
+            </w:r>
+            <w:r>
+              <w:t>R.A.</w:t>
             </w:r>
           </w:p>
         </w:tc>
@@ -234,7 +252,13 @@
               <w:jc w:val="center"/>
             </w:pPr>
             <w:r>
-              <w:t>LastName4, Initials4</w:t>
+              <w:t>Goncharov</w:t>
+            </w:r>
+            <w:r>
+              <w:t xml:space="preserve">, </w:t>
+            </w:r>
+            <w:r>
+              <w:t>D.G.</w:t>
             </w:r>
           </w:p>
         </w:tc>
@@ -734,7 +758,7 @@
 </file>
 
 <file path=word/endnotes.xml><?xml version="1.0" encoding="utf-8"?>
-<w:endnotes xmlns:wpc="http://schemas.microsoft.com/office/word/2010/wordprocessingCanvas" xmlns:cx="http://schemas.microsoft.com/office/drawing/2014/chartex" xmlns:cx1="http://schemas.microsoft.com/office/drawing/2015/9/8/chartex" xmlns:cx2="http://schemas.microsoft.com/office/drawing/2015/10/21/chartex" xmlns:cx3="http://schemas.microsoft.com/office/drawing/2016/5/9/chartex" xmlns:cx4="http://schemas.microsoft.com/office/drawing/2016/5/10/chartex" xmlns:cx5="http://schemas.microsoft.com/office/drawing/2016/5/11/chartex" xmlns:cx6="http://schemas.microsoft.com/office/drawing/2016/5/12/chartex" xmlns:cx7="http://schemas.microsoft.com/office/drawing/2016/5/13/chartex" xmlns:cx8="http://schemas.microsoft.com/office/drawing/2016/5/14/chartex" xmlns:mc="http://schemas.openxmlformats.org/markup-compatibility/2006" xmlns:aink="http://schemas.microsoft.com/office/drawing/2016/ink" xmlns:am3d="http://schemas.microsoft.com/office/drawing/2017/model3d" xmlns:o="urn:schemas-microsoft-com:office:office" xmlns:oel="http://schemas.microsoft.com/office/2019/extlst" xmlns:r="http://schemas.openxmlformats.org/officeDocument/2006/relationships" xmlns:m="http://schemas.openxmlformats.org/officeDocument/2006/math" xmlns:v="urn:schemas-microsoft-com:vml" xmlns:wp14="http://schemas.microsoft.com/office/word/2010/wordprocessingDrawing" xmlns:wp="http://schemas.openxmlformats.org/drawingml/2006/wordprocessingDrawing" xmlns:w10="urn:schemas-microsoft-com:office:word" xmlns:w="http://schemas.openxmlformats.org/wordprocessingml/2006/main" xmlns:w14="http://schemas.microsoft.com/office/word/2010/wordml" xmlns:w15="http://schemas.microsoft.com/office/word/2012/wordml" xmlns:w16cex="http://schemas.microsoft.com/office/word/2018/wordml/cex" xmlns:w16cid="http://schemas.microsoft.com/office/word/2016/wordml/cid" xmlns:w16="http://schemas.microsoft.com/office/word/2018/wordml" xmlns:w16sdtdh="http://schemas.microsoft.com/office/word/2020/wordml/sdtdatahash" xmlns:w16se="http://schemas.microsoft.com/office/word/2015/wordml/symex" xmlns:wpg="http://schemas.microsoft.com/office/word/2010/wordprocessingGroup" xmlns:wpi="http://schemas.microsoft.com/office/word/2010/wordprocessingInk" xmlns:wne="http://schemas.microsoft.com/office/word/2006/wordml" xmlns:wps="http://schemas.microsoft.com/office/word/2010/wordprocessingShape" mc:Ignorable="w14 w15 w16se w16cid w16 w16cex w16sdtdh wp14">
+<w:endnotes xmlns:wpc="http://schemas.microsoft.com/office/word/2010/wordprocessingCanvas" xmlns:cx="http://schemas.microsoft.com/office/drawing/2014/chartex" xmlns:cx1="http://schemas.microsoft.com/office/drawing/2015/9/8/chartex" xmlns:cx2="http://schemas.microsoft.com/office/drawing/2015/10/21/chartex" xmlns:cx3="http://schemas.microsoft.com/office/drawing/2016/5/9/chartex" xmlns:cx4="http://schemas.microsoft.com/office/drawing/2016/5/10/chartex" xmlns:cx5="http://schemas.microsoft.com/office/drawing/2016/5/11/chartex" xmlns:cx6="http://schemas.microsoft.com/office/drawing/2016/5/12/chartex" xmlns:cx7="http://schemas.microsoft.com/office/drawing/2016/5/13/chartex" xmlns:cx8="http://schemas.microsoft.com/office/drawing/2016/5/14/chartex" xmlns:mc="http://schemas.openxmlformats.org/markup-compatibility/2006" xmlns:aink="http://schemas.microsoft.com/office/drawing/2016/ink" xmlns:am3d="http://schemas.microsoft.com/office/drawing/2017/model3d" xmlns:o="urn:schemas-microsoft-com:office:office" xmlns:oel="http://schemas.microsoft.com/office/2019/extlst" xmlns:r="http://schemas.openxmlformats.org/officeDocument/2006/relationships" xmlns:m="http://schemas.openxmlformats.org/officeDocument/2006/math" xmlns:v="urn:schemas-microsoft-com:vml" xmlns:wp14="http://schemas.microsoft.com/office/word/2010/wordprocessingDrawing" xmlns:wp="http://schemas.openxmlformats.org/drawingml/2006/wordprocessingDrawing" xmlns:w10="urn:schemas-microsoft-com:office:word" xmlns:w="http://schemas.openxmlformats.org/wordprocessingml/2006/main" xmlns:w14="http://schemas.microsoft.com/office/word/2010/wordml" xmlns:w15="http://schemas.microsoft.com/office/word/2012/wordml" xmlns:w16cex="http://schemas.microsoft.com/office/word/2018/wordml/cex" xmlns:w16cid="http://schemas.microsoft.com/office/word/2016/wordml/cid" xmlns:w16="http://schemas.microsoft.com/office/word/2018/wordml" xmlns:w16du="http://schemas.microsoft.com/office/word/2023/wordml/word16du" xmlns:w16sdtdh="http://schemas.microsoft.com/office/word/2020/wordml/sdtdatahash" xmlns:w16sdtfl="http://schemas.microsoft.com/office/word/2024/wordml/sdtformatlock" xmlns:w16se="http://schemas.microsoft.com/office/word/2015/wordml/symex" xmlns:wpg="http://schemas.microsoft.com/office/word/2010/wordprocessingGroup" xmlns:wpi="http://schemas.microsoft.com/office/word/2010/wordprocessingInk" xmlns:wne="http://schemas.microsoft.com/office/word/2006/wordml" xmlns:wps="http://schemas.microsoft.com/office/word/2010/wordprocessingShape" mc:Ignorable="w14 w15 w16se w16cid w16 w16cex w16sdtdh w16sdtfl w16du wp14">
   <w:endnote w:type="separator" w:id="-1">
     <w:p>
       <w:r>
@@ -753,7 +777,7 @@
 </file>
 
 <file path=word/footer1.xml><?xml version="1.0" encoding="utf-8"?>
-<w:ftr xmlns:wpc="http://schemas.microsoft.com/office/word/2010/wordprocessingCanvas" xmlns:cx="http://schemas.microsoft.com/office/drawing/2014/chartex" xmlns:cx1="http://schemas.microsoft.com/office/drawing/2015/9/8/chartex" xmlns:cx2="http://schemas.microsoft.com/office/drawing/2015/10/21/chartex" xmlns:cx3="http://schemas.microsoft.com/office/drawing/2016/5/9/chartex" xmlns:cx4="http://schemas.microsoft.com/office/drawing/2016/5/10/chartex" xmlns:cx5="http://schemas.microsoft.com/office/drawing/2016/5/11/chartex" xmlns:cx6="http://schemas.microsoft.com/office/drawing/2016/5/12/chartex" xmlns:cx7="http://schemas.microsoft.com/office/drawing/2016/5/13/chartex" xmlns:cx8="http://schemas.microsoft.com/office/drawing/2016/5/14/chartex" xmlns:mc="http://schemas.openxmlformats.org/markup-compatibility/2006" xmlns:aink="http://schemas.microsoft.com/office/drawing/2016/ink" xmlns:am3d="http://schemas.microsoft.com/office/drawing/2017/model3d" xmlns:o="urn:schemas-microsoft-com:office:office" xmlns:oel="http://schemas.microsoft.com/office/2019/extlst" xmlns:r="http://schemas.openxmlformats.org/officeDocument/2006/relationships" xmlns:m="http://schemas.openxmlformats.org/officeDocument/2006/math" xmlns:v="urn:schemas-microsoft-com:vml" xmlns:wp14="http://schemas.microsoft.com/office/word/2010/wordprocessingDrawing" xmlns:wp="http://schemas.openxmlformats.org/drawingml/2006/wordprocessingDrawing" xmlns:w10="urn:schemas-microsoft-com:office:word" xmlns:w="http://schemas.openxmlformats.org/wordprocessingml/2006/main" xmlns:w14="http://schemas.microsoft.com/office/word/2010/wordml" xmlns:w15="http://schemas.microsoft.com/office/word/2012/wordml" xmlns:w16cex="http://schemas.microsoft.com/office/word/2018/wordml/cex" xmlns:w16cid="http://schemas.microsoft.com/office/word/2016/wordml/cid" xmlns:w16="http://schemas.microsoft.com/office/word/2018/wordml" xmlns:w16sdtdh="http://schemas.microsoft.com/office/word/2020/wordml/sdtdatahash" xmlns:w16se="http://schemas.microsoft.com/office/word/2015/wordml/symex" xmlns:wpg="http://schemas.microsoft.com/office/word/2010/wordprocessingGroup" xmlns:wpi="http://schemas.microsoft.com/office/word/2010/wordprocessingInk" xmlns:wne="http://schemas.microsoft.com/office/word/2006/wordml" xmlns:wps="http://schemas.microsoft.com/office/word/2010/wordprocessingShape" mc:Ignorable="w14 w15 w16se w16cid w16 w16cex w16sdtdh wp14">
+<w:ftr xmlns:wpc="http://schemas.microsoft.com/office/word/2010/wordprocessingCanvas" xmlns:cx="http://schemas.microsoft.com/office/drawing/2014/chartex" xmlns:cx1="http://schemas.microsoft.com/office/drawing/2015/9/8/chartex" xmlns:cx2="http://schemas.microsoft.com/office/drawing/2015/10/21/chartex" xmlns:cx3="http://schemas.microsoft.com/office/drawing/2016/5/9/chartex" xmlns:cx4="http://schemas.microsoft.com/office/drawing/2016/5/10/chartex" xmlns:cx5="http://schemas.microsoft.com/office/drawing/2016/5/11/chartex" xmlns:cx6="http://schemas.microsoft.com/office/drawing/2016/5/12/chartex" xmlns:cx7="http://schemas.microsoft.com/office/drawing/2016/5/13/chartex" xmlns:cx8="http://schemas.microsoft.com/office/drawing/2016/5/14/chartex" xmlns:mc="http://schemas.openxmlformats.org/markup-compatibility/2006" xmlns:aink="http://schemas.microsoft.com/office/drawing/2016/ink" xmlns:am3d="http://schemas.microsoft.com/office/drawing/2017/model3d" xmlns:o="urn:schemas-microsoft-com:office:office" xmlns:oel="http://schemas.microsoft.com/office/2019/extlst" xmlns:r="http://schemas.openxmlformats.org/officeDocument/2006/relationships" xmlns:m="http://schemas.openxmlformats.org/officeDocument/2006/math" xmlns:v="urn:schemas-microsoft-com:vml" xmlns:wp14="http://schemas.microsoft.com/office/word/2010/wordprocessingDrawing" xmlns:wp="http://schemas.openxmlformats.org/drawingml/2006/wordprocessingDrawing" xmlns:w10="urn:schemas-microsoft-com:office:word" xmlns:w="http://schemas.openxmlformats.org/wordprocessingml/2006/main" xmlns:w14="http://schemas.microsoft.com/office/word/2010/wordml" xmlns:w15="http://schemas.microsoft.com/office/word/2012/wordml" xmlns:w16cex="http://schemas.microsoft.com/office/word/2018/wordml/cex" xmlns:w16cid="http://schemas.microsoft.com/office/word/2016/wordml/cid" xmlns:w16="http://schemas.microsoft.com/office/word/2018/wordml" xmlns:w16du="http://schemas.microsoft.com/office/word/2023/wordml/word16du" xmlns:w16sdtdh="http://schemas.microsoft.com/office/word/2020/wordml/sdtdatahash" xmlns:w16sdtfl="http://schemas.microsoft.com/office/word/2024/wordml/sdtformatlock" xmlns:w16se="http://schemas.microsoft.com/office/word/2015/wordml/symex" xmlns:wpg="http://schemas.microsoft.com/office/word/2010/wordprocessingGroup" xmlns:wpi="http://schemas.microsoft.com/office/word/2010/wordprocessingInk" xmlns:wne="http://schemas.microsoft.com/office/word/2006/wordml" xmlns:wps="http://schemas.microsoft.com/office/word/2010/wordprocessingShape" mc:Ignorable="w14 w15 w16se w16cid w16 w16cex w16sdtdh w16sdtfl w16du wp14">
   <w:sdt>
     <w:sdtPr>
       <w:id w:val="-987249260"/>
@@ -806,7 +830,7 @@
 </file>
 
 <file path=word/footnotes.xml><?xml version="1.0" encoding="utf-8"?>
-<w:footnotes xmlns:wpc="http://schemas.microsoft.com/office/word/2010/wordprocessingCanvas" xmlns:cx="http://schemas.microsoft.com/office/drawing/2014/chartex" xmlns:cx1="http://schemas.microsoft.com/office/drawing/2015/9/8/chartex" xmlns:cx2="http://schemas.microsoft.com/office/drawing/2015/10/21/chartex" xmlns:cx3="http://schemas.microsoft.com/office/drawing/2016/5/9/chartex" xmlns:cx4="http://schemas.microsoft.com/office/drawing/2016/5/10/chartex" xmlns:cx5="http://schemas.microsoft.com/office/drawing/2016/5/11/chartex" xmlns:cx6="http://schemas.microsoft.com/office/drawing/2016/5/12/chartex" xmlns:cx7="http://schemas.microsoft.com/office/drawing/2016/5/13/chartex" xmlns:cx8="http://schemas.microsoft.com/office/drawing/2016/5/14/chartex" xmlns:mc="http://schemas.openxmlformats.org/markup-compatibility/2006" xmlns:aink="http://schemas.microsoft.com/office/drawing/2016/ink" xmlns:am3d="http://schemas.microsoft.com/office/drawing/2017/model3d" xmlns:o="urn:schemas-microsoft-com:office:office" xmlns:oel="http://schemas.microsoft.com/office/2019/extlst" xmlns:r="http://schemas.openxmlformats.org/officeDocument/2006/relationships" xmlns:m="http://schemas.openxmlformats.org/officeDocument/2006/math" xmlns:v="urn:schemas-microsoft-com:vml" xmlns:wp14="http://schemas.microsoft.com/office/word/2010/wordprocessingDrawing" xmlns:wp="http://schemas.openxmlformats.org/drawingml/2006/wordprocessingDrawing" xmlns:w10="urn:schemas-microsoft-com:office:word" xmlns:w="http://schemas.openxmlformats.org/wordprocessingml/2006/main" xmlns:w14="http://schemas.microsoft.com/office/word/2010/wordml" xmlns:w15="http://schemas.microsoft.com/office/word/2012/wordml" xmlns:w16cex="http://schemas.microsoft.com/office/word/2018/wordml/cex" xmlns:w16cid="http://schemas.microsoft.com/office/word/2016/wordml/cid" xmlns:w16="http://schemas.microsoft.com/office/word/2018/wordml" xmlns:w16sdtdh="http://schemas.microsoft.com/office/word/2020/wordml/sdtdatahash" xmlns:w16se="http://schemas.microsoft.com/office/word/2015/wordml/symex" xmlns:wpg="http://schemas.microsoft.com/office/word/2010/wordprocessingGroup" xmlns:wpi="http://schemas.microsoft.com/office/word/2010/wordprocessingInk" xmlns:wne="http://schemas.microsoft.com/office/word/2006/wordml" xmlns:wps="http://schemas.microsoft.com/office/word/2010/wordprocessingShape" mc:Ignorable="w14 w15 w16se w16cid w16 w16cex w16sdtdh wp14">
+<w:footnotes xmlns:wpc="http://schemas.microsoft.com/office/word/2010/wordprocessingCanvas" xmlns:cx="http://schemas.microsoft.com/office/drawing/2014/chartex" xmlns:cx1="http://schemas.microsoft.com/office/drawing/2015/9/8/chartex" xmlns:cx2="http://schemas.microsoft.com/office/drawing/2015/10/21/chartex" xmlns:cx3="http://schemas.microsoft.com/office/drawing/2016/5/9/chartex" xmlns:cx4="http://schemas.microsoft.com/office/drawing/2016/5/10/chartex" xmlns:cx5="http://schemas.microsoft.com/office/drawing/2016/5/11/chartex" xmlns:cx6="http://schemas.microsoft.com/office/drawing/2016/5/12/chartex" xmlns:cx7="http://schemas.microsoft.com/office/drawing/2016/5/13/chartex" xmlns:cx8="http://schemas.microsoft.com/office/drawing/2016/5/14/chartex" xmlns:mc="http://schemas.openxmlformats.org/markup-compatibility/2006" xmlns:aink="http://schemas.microsoft.com/office/drawing/2016/ink" xmlns:am3d="http://schemas.microsoft.com/office/drawing/2017/model3d" xmlns:o="urn:schemas-microsoft-com:office:office" xmlns:oel="http://schemas.microsoft.com/office/2019/extlst" xmlns:r="http://schemas.openxmlformats.org/officeDocument/2006/relationships" xmlns:m="http://schemas.openxmlformats.org/officeDocument/2006/math" xmlns:v="urn:schemas-microsoft-com:vml" xmlns:wp14="http://schemas.microsoft.com/office/word/2010/wordprocessingDrawing" xmlns:wp="http://schemas.openxmlformats.org/drawingml/2006/wordprocessingDrawing" xmlns:w10="urn:schemas-microsoft-com:office:word" xmlns:w="http://schemas.openxmlformats.org/wordprocessingml/2006/main" xmlns:w14="http://schemas.microsoft.com/office/word/2010/wordml" xmlns:w15="http://schemas.microsoft.com/office/word/2012/wordml" xmlns:w16cex="http://schemas.microsoft.com/office/word/2018/wordml/cex" xmlns:w16cid="http://schemas.microsoft.com/office/word/2016/wordml/cid" xmlns:w16="http://schemas.microsoft.com/office/word/2018/wordml" xmlns:w16du="http://schemas.microsoft.com/office/word/2023/wordml/word16du" xmlns:w16sdtdh="http://schemas.microsoft.com/office/word/2020/wordml/sdtdatahash" xmlns:w16sdtfl="http://schemas.microsoft.com/office/word/2024/wordml/sdtformatlock" xmlns:w16se="http://schemas.microsoft.com/office/word/2015/wordml/symex" xmlns:wpg="http://schemas.microsoft.com/office/word/2010/wordprocessingGroup" xmlns:wpi="http://schemas.microsoft.com/office/word/2010/wordprocessingInk" xmlns:wne="http://schemas.microsoft.com/office/word/2006/wordml" xmlns:wps="http://schemas.microsoft.com/office/word/2010/wordprocessingShape" mc:Ignorable="w14 w15 w16se w16cid w16 w16cex w16sdtdh w16sdtfl w16du wp14">
   <w:footnote w:type="separator" w:id="-1">
     <w:p>
       <w:r>
@@ -825,7 +849,7 @@
 </file>
 
 <file path=word/header1.xml><?xml version="1.0" encoding="utf-8"?>
-<w:hdr xmlns:wpc="http://schemas.microsoft.com/office/word/2010/wordprocessingCanvas" xmlns:cx="http://schemas.microsoft.com/office/drawing/2014/chartex" xmlns:cx1="http://schemas.microsoft.com/office/drawing/2015/9/8/chartex" xmlns:cx2="http://schemas.microsoft.com/office/drawing/2015/10/21/chartex" xmlns:cx3="http://schemas.microsoft.com/office/drawing/2016/5/9/chartex" xmlns:cx4="http://schemas.microsoft.com/office/drawing/2016/5/10/chartex" xmlns:cx5="http://schemas.microsoft.com/office/drawing/2016/5/11/chartex" xmlns:cx6="http://schemas.microsoft.com/office/drawing/2016/5/12/chartex" xmlns:cx7="http://schemas.microsoft.com/office/drawing/2016/5/13/chartex" xmlns:cx8="http://schemas.microsoft.com/office/drawing/2016/5/14/chartex" xmlns:mc="http://schemas.openxmlformats.org/markup-compatibility/2006" xmlns:aink="http://schemas.microsoft.com/office/drawing/2016/ink" xmlns:am3d="http://schemas.microsoft.com/office/drawing/2017/model3d" xmlns:o="urn:schemas-microsoft-com:office:office" xmlns:oel="http://schemas.microsoft.com/office/2019/extlst" xmlns:r="http://schemas.openxmlformats.org/officeDocument/2006/relationships" xmlns:m="http://schemas.openxmlformats.org/officeDocument/2006/math" xmlns:v="urn:schemas-microsoft-com:vml" xmlns:wp14="http://schemas.microsoft.com/office/word/2010/wordprocessingDrawing" xmlns:wp="http://schemas.openxmlformats.org/drawingml/2006/wordprocessingDrawing" xmlns:w10="urn:schemas-microsoft-com:office:word" xmlns:w="http://schemas.openxmlformats.org/wordprocessingml/2006/main" xmlns:w14="http://schemas.microsoft.com/office/word/2010/wordml" xmlns:w15="http://schemas.microsoft.com/office/word/2012/wordml" xmlns:w16cex="http://schemas.microsoft.com/office/word/2018/wordml/cex" xmlns:w16cid="http://schemas.microsoft.com/office/word/2016/wordml/cid" xmlns:w16="http://schemas.microsoft.com/office/word/2018/wordml" xmlns:w16sdtdh="http://schemas.microsoft.com/office/word/2020/wordml/sdtdatahash" xmlns:w16se="http://schemas.microsoft.com/office/word/2015/wordml/symex" xmlns:wpg="http://schemas.microsoft.com/office/word/2010/wordprocessingGroup" xmlns:wpi="http://schemas.microsoft.com/office/word/2010/wordprocessingInk" xmlns:wne="http://schemas.microsoft.com/office/word/2006/wordml" xmlns:wps="http://schemas.microsoft.com/office/word/2010/wordprocessingShape" mc:Ignorable="w14 w15 w16se w16cid w16 w16cex w16sdtdh wp14">
+<w:hdr xmlns:wpc="http://schemas.microsoft.com/office/word/2010/wordprocessingCanvas" xmlns:cx="http://schemas.microsoft.com/office/drawing/2014/chartex" xmlns:cx1="http://schemas.microsoft.com/office/drawing/2015/9/8/chartex" xmlns:cx2="http://schemas.microsoft.com/office/drawing/2015/10/21/chartex" xmlns:cx3="http://schemas.microsoft.com/office/drawing/2016/5/9/chartex" xmlns:cx4="http://schemas.microsoft.com/office/drawing/2016/5/10/chartex" xmlns:cx5="http://schemas.microsoft.com/office/drawing/2016/5/11/chartex" xmlns:cx6="http://schemas.microsoft.com/office/drawing/2016/5/12/chartex" xmlns:cx7="http://schemas.microsoft.com/office/drawing/2016/5/13/chartex" xmlns:cx8="http://schemas.microsoft.com/office/drawing/2016/5/14/chartex" xmlns:mc="http://schemas.openxmlformats.org/markup-compatibility/2006" xmlns:aink="http://schemas.microsoft.com/office/drawing/2016/ink" xmlns:am3d="http://schemas.microsoft.com/office/drawing/2017/model3d" xmlns:o="urn:schemas-microsoft-com:office:office" xmlns:oel="http://schemas.microsoft.com/office/2019/extlst" xmlns:r="http://schemas.openxmlformats.org/officeDocument/2006/relationships" xmlns:m="http://schemas.openxmlformats.org/officeDocument/2006/math" xmlns:v="urn:schemas-microsoft-com:vml" xmlns:wp14="http://schemas.microsoft.com/office/word/2010/wordprocessingDrawing" xmlns:wp="http://schemas.openxmlformats.org/drawingml/2006/wordprocessingDrawing" xmlns:w10="urn:schemas-microsoft-com:office:word" xmlns:w="http://schemas.openxmlformats.org/wordprocessingml/2006/main" xmlns:w14="http://schemas.microsoft.com/office/word/2010/wordml" xmlns:w15="http://schemas.microsoft.com/office/word/2012/wordml" xmlns:w16cex="http://schemas.microsoft.com/office/word/2018/wordml/cex" xmlns:w16cid="http://schemas.microsoft.com/office/word/2016/wordml/cid" xmlns:w16="http://schemas.microsoft.com/office/word/2018/wordml" xmlns:w16du="http://schemas.microsoft.com/office/word/2023/wordml/word16du" xmlns:w16sdtdh="http://schemas.microsoft.com/office/word/2020/wordml/sdtdatahash" xmlns:w16sdtfl="http://schemas.microsoft.com/office/word/2024/wordml/sdtformatlock" xmlns:w16se="http://schemas.microsoft.com/office/word/2015/wordml/symex" xmlns:wpg="http://schemas.microsoft.com/office/word/2010/wordprocessingGroup" xmlns:wpi="http://schemas.microsoft.com/office/word/2010/wordprocessingInk" xmlns:wne="http://schemas.microsoft.com/office/word/2006/wordml" xmlns:wps="http://schemas.microsoft.com/office/word/2010/wordprocessingShape" mc:Ignorable="w14 w15 w16se w16cid w16 w16cex w16sdtdh w16sdtfl w16du wp14">
   <w:p>
     <w:pPr>
       <w:pStyle w:val="Header"/>
@@ -841,7 +865,7 @@
 </file>
 
 <file path=word/numbering.xml><?xml version="1.0" encoding="utf-8"?>
-<w:numbering xmlns:wpc="http://schemas.microsoft.com/office/word/2010/wordprocessingCanvas" xmlns:cx="http://schemas.microsoft.com/office/drawing/2014/chartex" xmlns:cx1="http://schemas.microsoft.com/office/drawing/2015/9/8/chartex" xmlns:cx2="http://schemas.microsoft.com/office/drawing/2015/10/21/chartex" xmlns:cx3="http://schemas.microsoft.com/office/drawing/2016/5/9/chartex" xmlns:cx4="http://schemas.microsoft.com/office/drawing/2016/5/10/chartex" xmlns:cx5="http://schemas.microsoft.com/office/drawing/2016/5/11/chartex" xmlns:cx6="http://schemas.microsoft.com/office/drawing/2016/5/12/chartex" xmlns:cx7="http://schemas.microsoft.com/office/drawing/2016/5/13/chartex" xmlns:cx8="http://schemas.microsoft.com/office/drawing/2016/5/14/chartex" xmlns:mc="http://schemas.openxmlformats.org/markup-compatibility/2006" xmlns:aink="http://schemas.microsoft.com/office/drawing/2016/ink" xmlns:am3d="http://schemas.microsoft.com/office/drawing/2017/model3d" xmlns:o="urn:schemas-microsoft-com:office:office" xmlns:oel="http://schemas.microsoft.com/office/2019/extlst" xmlns:r="http://schemas.openxmlformats.org/officeDocument/2006/relationships" xmlns:m="http://schemas.openxmlformats.org/officeDocument/2006/math" xmlns:v="urn:schemas-microsoft-com:vml" xmlns:wp14="http://schemas.microsoft.com/office/word/2010/wordprocessingDrawing" xmlns:wp="http://schemas.openxmlformats.org/drawingml/2006/wordprocessingDrawing" xmlns:w10="urn:schemas-microsoft-com:office:word" xmlns:w="http://schemas.openxmlformats.org/wordprocessingml/2006/main" xmlns:w14="http://schemas.microsoft.com/office/word/2010/wordml" xmlns:w15="http://schemas.microsoft.com/office/word/2012/wordml" xmlns:w16cex="http://schemas.microsoft.com/office/word/2018/wordml/cex" xmlns:w16cid="http://schemas.microsoft.com/office/word/2016/wordml/cid" xmlns:w16="http://schemas.microsoft.com/office/word/2018/wordml" xmlns:w16sdtdh="http://schemas.microsoft.com/office/word/2020/wordml/sdtdatahash" xmlns:w16se="http://schemas.microsoft.com/office/word/2015/wordml/symex" xmlns:wpg="http://schemas.microsoft.com/office/word/2010/wordprocessingGroup" xmlns:wpi="http://schemas.microsoft.com/office/word/2010/wordprocessingInk" xmlns:wne="http://schemas.microsoft.com/office/word/2006/wordml" xmlns:wps="http://schemas.microsoft.com/office/word/2010/wordprocessingShape" mc:Ignorable="w14 w15 w16se w16cid w16 w16cex w16sdtdh wp14">
+<w:numbering xmlns:wpc="http://schemas.microsoft.com/office/word/2010/wordprocessingCanvas" xmlns:cx="http://schemas.microsoft.com/office/drawing/2014/chartex" xmlns:cx1="http://schemas.microsoft.com/office/drawing/2015/9/8/chartex" xmlns:cx2="http://schemas.microsoft.com/office/drawing/2015/10/21/chartex" xmlns:cx3="http://schemas.microsoft.com/office/drawing/2016/5/9/chartex" xmlns:cx4="http://schemas.microsoft.com/office/drawing/2016/5/10/chartex" xmlns:cx5="http://schemas.microsoft.com/office/drawing/2016/5/11/chartex" xmlns:cx6="http://schemas.microsoft.com/office/drawing/2016/5/12/chartex" xmlns:cx7="http://schemas.microsoft.com/office/drawing/2016/5/13/chartex" xmlns:cx8="http://schemas.microsoft.com/office/drawing/2016/5/14/chartex" xmlns:mc="http://schemas.openxmlformats.org/markup-compatibility/2006" xmlns:aink="http://schemas.microsoft.com/office/drawing/2016/ink" xmlns:am3d="http://schemas.microsoft.com/office/drawing/2017/model3d" xmlns:o="urn:schemas-microsoft-com:office:office" xmlns:oel="http://schemas.microsoft.com/office/2019/extlst" xmlns:r="http://schemas.openxmlformats.org/officeDocument/2006/relationships" xmlns:m="http://schemas.openxmlformats.org/officeDocument/2006/math" xmlns:v="urn:schemas-microsoft-com:vml" xmlns:wp14="http://schemas.microsoft.com/office/word/2010/wordprocessingDrawing" xmlns:wp="http://schemas.openxmlformats.org/drawingml/2006/wordprocessingDrawing" xmlns:w10="urn:schemas-microsoft-com:office:word" xmlns:w="http://schemas.openxmlformats.org/wordprocessingml/2006/main" xmlns:w14="http://schemas.microsoft.com/office/word/2010/wordml" xmlns:w15="http://schemas.microsoft.com/office/word/2012/wordml" xmlns:w16cex="http://schemas.microsoft.com/office/word/2018/wordml/cex" xmlns:w16cid="http://schemas.microsoft.com/office/word/2016/wordml/cid" xmlns:w16="http://schemas.microsoft.com/office/word/2018/wordml" xmlns:w16du="http://schemas.microsoft.com/office/word/2023/wordml/word16du" xmlns:w16sdtdh="http://schemas.microsoft.com/office/word/2020/wordml/sdtdatahash" xmlns:w16sdtfl="http://schemas.microsoft.com/office/word/2024/wordml/sdtformatlock" xmlns:w16se="http://schemas.microsoft.com/office/word/2015/wordml/symex" xmlns:wpg="http://schemas.microsoft.com/office/word/2010/wordprocessingGroup" xmlns:wpi="http://schemas.microsoft.com/office/word/2010/wordprocessingInk" xmlns:wne="http://schemas.microsoft.com/office/word/2006/wordml" xmlns:wps="http://schemas.microsoft.com/office/word/2010/wordprocessingShape" mc:Ignorable="w14 w15 w16se w16cid w16 w16cex w16sdtdh w16sdtfl w16du wp14">
   <w:abstractNum w:abstractNumId="0" w15:restartNumberingAfterBreak="0">
     <w:nsid w:val="146C17B2"/>
     <w:multiLevelType w:val="hybridMultilevel"/>
@@ -1051,7 +1075,7 @@
 </file>
 
 <file path=word/styles.xml><?xml version="1.0" encoding="utf-8"?>
-<w:styles xmlns:mc="http://schemas.openxmlformats.org/markup-compatibility/2006" xmlns:r="http://schemas.openxmlformats.org/officeDocument/2006/relationships" xmlns:w="http://schemas.openxmlformats.org/wordprocessingml/2006/main" xmlns:w14="http://schemas.microsoft.com/office/word/2010/wordml" xmlns:w15="http://schemas.microsoft.com/office/word/2012/wordml" xmlns:w16cex="http://schemas.microsoft.com/office/word/2018/wordml/cex" xmlns:w16cid="http://schemas.microsoft.com/office/word/2016/wordml/cid" xmlns:w16="http://schemas.microsoft.com/office/word/2018/wordml" xmlns:w16sdtdh="http://schemas.microsoft.com/office/word/2020/wordml/sdtdatahash" xmlns:w16se="http://schemas.microsoft.com/office/word/2015/wordml/symex" mc:Ignorable="w14 w15 w16se w16cid w16 w16cex w16sdtdh">
+<w:styles xmlns:mc="http://schemas.openxmlformats.org/markup-compatibility/2006" xmlns:r="http://schemas.openxmlformats.org/officeDocument/2006/relationships" xmlns:w="http://schemas.openxmlformats.org/wordprocessingml/2006/main" xmlns:w14="http://schemas.microsoft.com/office/word/2010/wordml" xmlns:w15="http://schemas.microsoft.com/office/word/2012/wordml" xmlns:w16cex="http://schemas.microsoft.com/office/word/2018/wordml/cex" xmlns:w16cid="http://schemas.microsoft.com/office/word/2016/wordml/cid" xmlns:w16="http://schemas.microsoft.com/office/word/2018/wordml" xmlns:w16du="http://schemas.microsoft.com/office/word/2023/wordml/word16du" xmlns:w16sdtdh="http://schemas.microsoft.com/office/word/2020/wordml/sdtdatahash" xmlns:w16sdtfl="http://schemas.microsoft.com/office/word/2024/wordml/sdtformatlock" xmlns:w16se="http://schemas.microsoft.com/office/word/2015/wordml/symex" mc:Ignorable="w14 w15 w16se w16cid w16 w16cex w16sdtdh w16sdtfl w16du">
   <w:docDefaults>
     <w:rPrDefault>
       <w:rPr>

--- a/Writeup template.docx
+++ b/Writeup template.docx
@@ -613,7 +613,29 @@
         <w:t>Data</w:t>
       </w:r>
     </w:p>
-    <w:p/>
+    <w:p>
+      <w:r>
+        <w:t xml:space="preserve">We decided to merge American-born citizens with those born to American parents abroad into one dummy variable </w:t>
+      </w:r>
+      <w:r>
+        <w:t>since</w:t>
+      </w:r>
+      <w:r>
+        <w:t xml:space="preserve"> </w:t>
+      </w:r>
+      <w:r>
+        <w:t xml:space="preserve">the </w:t>
+      </w:r>
+      <w:r>
+        <w:t>latter category is very scarce (0.66%</w:t>
+      </w:r>
+      <w:r>
+        <w:t xml:space="preserve"> of entries</w:t>
+      </w:r>
+      <w:r>
+        <w:t>).</w:t>
+      </w:r>
+    </w:p>
     <w:p>
       <w:pPr>
         <w:pStyle w:val="Heading1"/>
@@ -622,6 +644,42 @@
         <w:t>Analysis</w:t>
       </w:r>
     </w:p>
+    <w:p/>
+    <w:p>
+      <w:pPr>
+        <w:pStyle w:val="Heading1"/>
+        <w:rPr>
+          <w:sz w:val="28"/>
+          <w:szCs w:val="28"/>
+        </w:rPr>
+      </w:pPr>
+      <w:r>
+        <w:rPr>
+          <w:sz w:val="28"/>
+          <w:szCs w:val="28"/>
+        </w:rPr>
+        <w:t>Initial model</w:t>
+      </w:r>
+    </w:p>
+    <w:p/>
+    <w:p/>
+    <w:p>
+      <w:pPr>
+        <w:pStyle w:val="Heading1"/>
+        <w:rPr>
+          <w:sz w:val="28"/>
+          <w:szCs w:val="28"/>
+        </w:rPr>
+      </w:pPr>
+      <w:r>
+        <w:rPr>
+          <w:sz w:val="28"/>
+          <w:szCs w:val="28"/>
+        </w:rPr>
+        <w:t>Augmented model</w:t>
+      </w:r>
+    </w:p>
+    <w:p/>
     <w:p/>
     <w:p>
       <w:pPr>
@@ -656,6 +714,7 @@
         <w:jc w:val="left"/>
       </w:pPr>
       <w:r>
+        <w:lastRenderedPageBreak/>
         <w:t xml:space="preserve">You may consider using Zotero, a free reference and bibliography software that can be integrated into Word.  </w:t>
       </w:r>
     </w:p>

--- a/Writeup template.docx
+++ b/Writeup template.docx
@@ -231,9 +231,11 @@
             <w:pPr>
               <w:jc w:val="center"/>
             </w:pPr>
+            <w:proofErr w:type="spellStart"/>
             <w:r>
               <w:t>Azadmanesh</w:t>
             </w:r>
+            <w:proofErr w:type="spellEnd"/>
             <w:r>
               <w:t xml:space="preserve">, </w:t>
             </w:r>
@@ -597,7 +599,21 @@
       </w:r>
     </w:p>
     <w:p/>
-    <w:p/>
+    <w:p>
+      <w:r>
+        <w:t>educational attainment (measured either as years of schooling or as dummy variables for educational</w:t>
+      </w:r>
+    </w:p>
+    <w:p>
+      <w:r>
+        <w:t>categories), age, gender, dummy variables for citizenship status (American-born, naturalized citizen,</w:t>
+      </w:r>
+    </w:p>
+    <w:p>
+      <w:r>
+        <w:t>foreign national) and the length of residence in the United States.</w:t>
+      </w:r>
+    </w:p>
     <w:p/>
     <w:p/>
     <w:p>
@@ -644,38 +660,601 @@
         <w:t>Analysis</w:t>
       </w:r>
     </w:p>
-    <w:p/>
-    <w:p>
-      <w:pPr>
-        <w:pStyle w:val="Heading1"/>
-        <w:rPr>
-          <w:sz w:val="28"/>
-          <w:szCs w:val="28"/>
-        </w:rPr>
-      </w:pPr>
-      <w:r>
-        <w:rPr>
-          <w:sz w:val="28"/>
-          <w:szCs w:val="28"/>
-        </w:rPr>
+    <w:p>
+      <w:r>
+        <w:t>The analysis was initially performed using a simple OLS model with “degree”, “age”, “gender”, “cit</w:t>
+      </w:r>
+      <w:r>
+        <w:t>izen</w:t>
+      </w:r>
+      <w:r>
+        <w:t>”</w:t>
+      </w:r>
+      <w:r>
+        <w:t xml:space="preserve"> and “yrsusa1”</w:t>
+      </w:r>
+      <w:r>
+        <w:t xml:space="preserve"> regressors</w:t>
+      </w:r>
+      <w:r>
+        <w:t>.</w:t>
+      </w:r>
+      <w:r>
+        <w:t xml:space="preserve"> </w:t>
+      </w:r>
+    </w:p>
+    <w:p/>
+    <w:p>
+      <w:pPr>
+        <w:pStyle w:val="Heading2"/>
+      </w:pPr>
+      <w:r>
         <w:t>Initial model</w:t>
       </w:r>
     </w:p>
-    <w:p/>
-    <w:p/>
-    <w:p>
-      <w:pPr>
-        <w:pStyle w:val="Heading1"/>
-        <w:rPr>
-          <w:sz w:val="28"/>
-          <w:szCs w:val="28"/>
-        </w:rPr>
-      </w:pPr>
-      <w:r>
-        <w:rPr>
-          <w:sz w:val="28"/>
-          <w:szCs w:val="28"/>
-        </w:rPr>
+    <w:p>
+      <w:r>
+        <w:t>After running the regression, we have obtained the following results.</w:t>
+      </w:r>
+    </w:p>
+    <w:tbl>
+      <w:tblPr>
+        <w:tblW w:w="0" w:type="auto"/>
+        <w:jc w:val="center"/>
+        <w:tblLayout w:type="fixed"/>
+        <w:tblCellMar>
+          <w:left w:w="75" w:type="dxa"/>
+          <w:right w:w="75" w:type="dxa"/>
+        </w:tblCellMar>
+        <w:tblLook w:val="04A0" w:firstRow="1" w:lastRow="0" w:firstColumn="1" w:lastColumn="0" w:noHBand="0" w:noVBand="1"/>
+      </w:tblPr>
+      <w:tblGrid>
+        <w:gridCol w:w="1947"/>
+        <w:gridCol w:w="2339"/>
+      </w:tblGrid>
+      <w:tr>
+        <w:trPr>
+          <w:jc w:val="center"/>
+        </w:trPr>
+        <w:tc>
+          <w:tcPr>
+            <w:tcW w:w="1947" w:type="dxa"/>
+            <w:tcBorders>
+              <w:top w:val="single" w:sz="6" w:space="0" w:color="auto"/>
+              <w:left w:val="nil"/>
+              <w:bottom w:val="nil"/>
+              <w:right w:val="nil"/>
+            </w:tcBorders>
+          </w:tcPr>
+          <w:p/>
+        </w:tc>
+        <w:tc>
+          <w:tcPr>
+            <w:tcW w:w="2339" w:type="dxa"/>
+            <w:tcBorders>
+              <w:top w:val="single" w:sz="6" w:space="0" w:color="auto"/>
+              <w:left w:val="nil"/>
+              <w:bottom w:val="nil"/>
+              <w:right w:val="nil"/>
+            </w:tcBorders>
+            <w:hideMark/>
+          </w:tcPr>
+          <w:p>
+            <w:r>
+              <w:t>(1)</w:t>
+            </w:r>
+          </w:p>
+        </w:tc>
+      </w:tr>
+      <w:tr>
+        <w:trPr>
+          <w:jc w:val="center"/>
+        </w:trPr>
+        <w:tc>
+          <w:tcPr>
+            <w:tcW w:w="1947" w:type="dxa"/>
+            <w:tcBorders>
+              <w:top w:val="nil"/>
+              <w:left w:val="nil"/>
+              <w:bottom w:val="single" w:sz="6" w:space="0" w:color="auto"/>
+              <w:right w:val="nil"/>
+            </w:tcBorders>
+            <w:hideMark/>
+          </w:tcPr>
+          <w:p>
+            <w:r>
+              <w:t>VARIABLES</w:t>
+            </w:r>
+          </w:p>
+        </w:tc>
+        <w:tc>
+          <w:tcPr>
+            <w:tcW w:w="2339" w:type="dxa"/>
+            <w:tcBorders>
+              <w:top w:val="nil"/>
+              <w:left w:val="nil"/>
+              <w:bottom w:val="single" w:sz="6" w:space="0" w:color="auto"/>
+              <w:right w:val="nil"/>
+            </w:tcBorders>
+            <w:hideMark/>
+          </w:tcPr>
+          <w:p>
+            <w:r>
+              <w:t>Income (logarithmic)</w:t>
+            </w:r>
+          </w:p>
+        </w:tc>
+      </w:tr>
+      <w:tr>
+        <w:trPr>
+          <w:jc w:val="center"/>
+        </w:trPr>
+        <w:tc>
+          <w:tcPr>
+            <w:tcW w:w="1947" w:type="dxa"/>
+          </w:tcPr>
+          <w:p/>
+        </w:tc>
+        <w:tc>
+          <w:tcPr>
+            <w:tcW w:w="2339" w:type="dxa"/>
+          </w:tcPr>
+          <w:p/>
+        </w:tc>
+      </w:tr>
+      <w:tr>
+        <w:trPr>
+          <w:jc w:val="center"/>
+        </w:trPr>
+        <w:tc>
+          <w:tcPr>
+            <w:tcW w:w="1947" w:type="dxa"/>
+            <w:hideMark/>
+          </w:tcPr>
+          <w:p>
+            <w:r>
+              <w:t>degree</w:t>
+            </w:r>
+          </w:p>
+        </w:tc>
+        <w:tc>
+          <w:tcPr>
+            <w:tcW w:w="2339" w:type="dxa"/>
+            <w:hideMark/>
+          </w:tcPr>
+          <w:p>
+            <w:r>
+              <w:t>0.400***</w:t>
+            </w:r>
+          </w:p>
+        </w:tc>
+      </w:tr>
+      <w:tr>
+        <w:trPr>
+          <w:jc w:val="center"/>
+        </w:trPr>
+        <w:tc>
+          <w:tcPr>
+            <w:tcW w:w="1947" w:type="dxa"/>
+          </w:tcPr>
+          <w:p/>
+        </w:tc>
+        <w:tc>
+          <w:tcPr>
+            <w:tcW w:w="2339" w:type="dxa"/>
+            <w:hideMark/>
+          </w:tcPr>
+          <w:p>
+            <w:r>
+              <w:t>(0.00447)</w:t>
+            </w:r>
+          </w:p>
+        </w:tc>
+      </w:tr>
+      <w:tr>
+        <w:trPr>
+          <w:jc w:val="center"/>
+        </w:trPr>
+        <w:tc>
+          <w:tcPr>
+            <w:tcW w:w="1947" w:type="dxa"/>
+            <w:hideMark/>
+          </w:tcPr>
+          <w:p>
+            <w:r>
+              <w:t>age</w:t>
+            </w:r>
+          </w:p>
+        </w:tc>
+        <w:tc>
+          <w:tcPr>
+            <w:tcW w:w="2339" w:type="dxa"/>
+            <w:hideMark/>
+          </w:tcPr>
+          <w:p>
+            <w:r>
+              <w:t>0.00586***</w:t>
+            </w:r>
+          </w:p>
+        </w:tc>
+      </w:tr>
+      <w:tr>
+        <w:trPr>
+          <w:jc w:val="center"/>
+        </w:trPr>
+        <w:tc>
+          <w:tcPr>
+            <w:tcW w:w="1947" w:type="dxa"/>
+          </w:tcPr>
+          <w:p/>
+        </w:tc>
+        <w:tc>
+          <w:tcPr>
+            <w:tcW w:w="2339" w:type="dxa"/>
+            <w:hideMark/>
+          </w:tcPr>
+          <w:p>
+            <w:r>
+              <w:t>(0.000409)</w:t>
+            </w:r>
+          </w:p>
+        </w:tc>
+      </w:tr>
+      <w:tr>
+        <w:trPr>
+          <w:jc w:val="center"/>
+        </w:trPr>
+        <w:tc>
+          <w:tcPr>
+            <w:tcW w:w="1947" w:type="dxa"/>
+            <w:hideMark/>
+          </w:tcPr>
+          <w:p>
+            <w:r>
+              <w:t>sex</w:t>
+            </w:r>
+          </w:p>
+        </w:tc>
+        <w:tc>
+          <w:tcPr>
+            <w:tcW w:w="2339" w:type="dxa"/>
+            <w:hideMark/>
+          </w:tcPr>
+          <w:p>
+            <w:r>
+              <w:t>-0.466***</w:t>
+            </w:r>
+          </w:p>
+        </w:tc>
+      </w:tr>
+      <w:tr>
+        <w:trPr>
+          <w:jc w:val="center"/>
+        </w:trPr>
+        <w:tc>
+          <w:tcPr>
+            <w:tcW w:w="1947" w:type="dxa"/>
+          </w:tcPr>
+          <w:p/>
+        </w:tc>
+        <w:tc>
+          <w:tcPr>
+            <w:tcW w:w="2339" w:type="dxa"/>
+            <w:hideMark/>
+          </w:tcPr>
+          <w:p>
+            <w:r>
+              <w:t>(0.00910)</w:t>
+            </w:r>
+          </w:p>
+        </w:tc>
+      </w:tr>
+      <w:tr>
+        <w:trPr>
+          <w:jc w:val="center"/>
+        </w:trPr>
+        <w:tc>
+          <w:tcPr>
+            <w:tcW w:w="1947" w:type="dxa"/>
+            <w:hideMark/>
+          </w:tcPr>
+          <w:p>
+            <w:r>
+              <w:t>cit_1</w:t>
+            </w:r>
+          </w:p>
+        </w:tc>
+        <w:tc>
+          <w:tcPr>
+            <w:tcW w:w="2339" w:type="dxa"/>
+            <w:hideMark/>
+          </w:tcPr>
+          <w:p>
+            <w:r>
+              <w:t>-0.128***</w:t>
+            </w:r>
+          </w:p>
+        </w:tc>
+      </w:tr>
+      <w:tr>
+        <w:trPr>
+          <w:jc w:val="center"/>
+        </w:trPr>
+        <w:tc>
+          <w:tcPr>
+            <w:tcW w:w="1947" w:type="dxa"/>
+          </w:tcPr>
+          <w:p/>
+        </w:tc>
+        <w:tc>
+          <w:tcPr>
+            <w:tcW w:w="2339" w:type="dxa"/>
+            <w:hideMark/>
+          </w:tcPr>
+          <w:p>
+            <w:r>
+              <w:t>(0.0333)</w:t>
+            </w:r>
+          </w:p>
+        </w:tc>
+      </w:tr>
+      <w:tr>
+        <w:trPr>
+          <w:jc w:val="center"/>
+        </w:trPr>
+        <w:tc>
+          <w:tcPr>
+            <w:tcW w:w="1947" w:type="dxa"/>
+            <w:hideMark/>
+          </w:tcPr>
+          <w:p>
+            <w:r>
+              <w:t>cit_2</w:t>
+            </w:r>
+          </w:p>
+        </w:tc>
+        <w:tc>
+          <w:tcPr>
+            <w:tcW w:w="2339" w:type="dxa"/>
+            <w:hideMark/>
+          </w:tcPr>
+          <w:p>
+            <w:r>
+              <w:t>-0.0579</w:t>
+            </w:r>
+          </w:p>
+        </w:tc>
+      </w:tr>
+      <w:tr>
+        <w:trPr>
+          <w:jc w:val="center"/>
+        </w:trPr>
+        <w:tc>
+          <w:tcPr>
+            <w:tcW w:w="1947" w:type="dxa"/>
+          </w:tcPr>
+          <w:p/>
+        </w:tc>
+        <w:tc>
+          <w:tcPr>
+            <w:tcW w:w="2339" w:type="dxa"/>
+            <w:hideMark/>
+          </w:tcPr>
+          <w:p>
+            <w:r>
+              <w:t>(0.0607)</w:t>
+            </w:r>
+          </w:p>
+        </w:tc>
+      </w:tr>
+      <w:tr>
+        <w:trPr>
+          <w:jc w:val="center"/>
+        </w:trPr>
+        <w:tc>
+          <w:tcPr>
+            <w:tcW w:w="1947" w:type="dxa"/>
+            <w:hideMark/>
+          </w:tcPr>
+          <w:p>
+            <w:r>
+              <w:lastRenderedPageBreak/>
+              <w:t>yrsusa1</w:t>
+            </w:r>
+          </w:p>
+        </w:tc>
+        <w:tc>
+          <w:tcPr>
+            <w:tcW w:w="2339" w:type="dxa"/>
+            <w:hideMark/>
+          </w:tcPr>
+          <w:p>
+            <w:r>
+              <w:t>-0.00181*</w:t>
+            </w:r>
+          </w:p>
+        </w:tc>
+      </w:tr>
+      <w:tr>
+        <w:trPr>
+          <w:jc w:val="center"/>
+        </w:trPr>
+        <w:tc>
+          <w:tcPr>
+            <w:tcW w:w="1947" w:type="dxa"/>
+          </w:tcPr>
+          <w:p/>
+        </w:tc>
+        <w:tc>
+          <w:tcPr>
+            <w:tcW w:w="2339" w:type="dxa"/>
+            <w:hideMark/>
+          </w:tcPr>
+          <w:p>
+            <w:r>
+              <w:t>(0.000982)</w:t>
+            </w:r>
+          </w:p>
+        </w:tc>
+      </w:tr>
+      <w:tr>
+        <w:trPr>
+          <w:jc w:val="center"/>
+        </w:trPr>
+        <w:tc>
+          <w:tcPr>
+            <w:tcW w:w="1947" w:type="dxa"/>
+            <w:hideMark/>
+          </w:tcPr>
+          <w:p>
+            <w:r>
+              <w:t>Constant</w:t>
+            </w:r>
+          </w:p>
+        </w:tc>
+        <w:tc>
+          <w:tcPr>
+            <w:tcW w:w="2339" w:type="dxa"/>
+            <w:hideMark/>
+          </w:tcPr>
+          <w:p>
+            <w:r>
+              <w:t>10.07***</w:t>
+            </w:r>
+          </w:p>
+        </w:tc>
+      </w:tr>
+      <w:tr>
+        <w:trPr>
+          <w:jc w:val="center"/>
+        </w:trPr>
+        <w:tc>
+          <w:tcPr>
+            <w:tcW w:w="1947" w:type="dxa"/>
+          </w:tcPr>
+          <w:p/>
+        </w:tc>
+        <w:tc>
+          <w:tcPr>
+            <w:tcW w:w="2339" w:type="dxa"/>
+            <w:hideMark/>
+          </w:tcPr>
+          <w:p>
+            <w:r>
+              <w:t>(0.0428)</w:t>
+            </w:r>
+          </w:p>
+        </w:tc>
+      </w:tr>
+      <w:tr>
+        <w:trPr>
+          <w:jc w:val="center"/>
+        </w:trPr>
+        <w:tc>
+          <w:tcPr>
+            <w:tcW w:w="1947" w:type="dxa"/>
+          </w:tcPr>
+          <w:p/>
+        </w:tc>
+        <w:tc>
+          <w:tcPr>
+            <w:tcW w:w="2339" w:type="dxa"/>
+          </w:tcPr>
+          <w:p/>
+        </w:tc>
+      </w:tr>
+      <w:tr>
+        <w:trPr>
+          <w:jc w:val="center"/>
+        </w:trPr>
+        <w:tc>
+          <w:tcPr>
+            <w:tcW w:w="1947" w:type="dxa"/>
+            <w:hideMark/>
+          </w:tcPr>
+          <w:p>
+            <w:r>
+              <w:t>Observations</w:t>
+            </w:r>
+          </w:p>
+        </w:tc>
+        <w:tc>
+          <w:tcPr>
+            <w:tcW w:w="2339" w:type="dxa"/>
+            <w:hideMark/>
+          </w:tcPr>
+          <w:p>
+            <w:r>
+              <w:t>55,185</w:t>
+            </w:r>
+          </w:p>
+        </w:tc>
+      </w:tr>
+      <w:tr>
+        <w:trPr>
+          <w:jc w:val="center"/>
+        </w:trPr>
+        <w:tc>
+          <w:tcPr>
+            <w:tcW w:w="1947" w:type="dxa"/>
+            <w:tcBorders>
+              <w:top w:val="nil"/>
+              <w:left w:val="nil"/>
+              <w:bottom w:val="single" w:sz="6" w:space="0" w:color="auto"/>
+              <w:right w:val="nil"/>
+            </w:tcBorders>
+            <w:hideMark/>
+          </w:tcPr>
+          <w:p>
+            <w:r>
+              <w:t>R-squared</w:t>
+            </w:r>
+          </w:p>
+        </w:tc>
+        <w:tc>
+          <w:tcPr>
+            <w:tcW w:w="2339" w:type="dxa"/>
+            <w:tcBorders>
+              <w:top w:val="nil"/>
+              <w:left w:val="nil"/>
+              <w:bottom w:val="single" w:sz="6" w:space="0" w:color="auto"/>
+              <w:right w:val="nil"/>
+            </w:tcBorders>
+            <w:hideMark/>
+          </w:tcPr>
+          <w:p>
+            <w:r>
+              <w:t>0.151</w:t>
+            </w:r>
+          </w:p>
+        </w:tc>
+      </w:tr>
+    </w:tbl>
+    <w:p>
+      <w:pPr>
+        <w:jc w:val="center"/>
+      </w:pPr>
+      <w:r>
+        <w:t>Standard errors in parentheses</w:t>
+      </w:r>
+    </w:p>
+    <w:p>
+      <w:pPr>
+        <w:jc w:val="center"/>
+      </w:pPr>
+      <w:r>
+        <w:t>*** p&lt;0.01, ** p&lt;0.05, * p&lt;0.1</w:t>
+      </w:r>
+    </w:p>
+    <w:p/>
+    <w:p/>
+    <w:p/>
+    <w:p/>
+    <w:p>
+      <w:pPr>
+        <w:pStyle w:val="Heading2"/>
+      </w:pPr>
+      <w:r>
         <w:t>Augmented model</w:t>
       </w:r>
     </w:p>
@@ -714,7 +1293,6 @@
         <w:jc w:val="left"/>
       </w:pPr>
       <w:r>
-        <w:lastRenderedPageBreak/>
         <w:t xml:space="preserve">You may consider using Zotero, a free reference and bibliography software that can be integrated into Word.  </w:t>
       </w:r>
     </w:p>
@@ -1616,7 +2194,6 @@
   <w:style w:type="character" w:default="1" w:styleId="DefaultParagraphFont">
     <w:name w:val="Default Paragraph Font"/>
     <w:uiPriority w:val="1"/>
-    <w:semiHidden/>
     <w:unhideWhenUsed/>
   </w:style>
   <w:style w:type="table" w:default="1" w:styleId="TableNormal">

--- a/Writeup template.docx
+++ b/Writeup template.docx
@@ -231,11 +231,9 @@
             <w:pPr>
               <w:jc w:val="center"/>
             </w:pPr>
-            <w:proofErr w:type="spellStart"/>
             <w:r>
               <w:t>Azadmanesh</w:t>
             </w:r>
-            <w:proofErr w:type="spellEnd"/>
             <w:r>
               <w:t xml:space="preserve">, </w:t>
             </w:r>
@@ -280,7 +278,7 @@
               <w:jc w:val="center"/>
             </w:pPr>
             <w:r>
-              <w:t>student number 3</w:t>
+              <w:t>15486397</w:t>
             </w:r>
           </w:p>
         </w:tc>
@@ -306,34 +304,16 @@
         <w:br w:type="page"/>
       </w:r>
     </w:p>
+    <w:p>
+      <w:pPr>
+        <w:pStyle w:val="Heading1"/>
+      </w:pPr>
+      <w:r>
+        <w:lastRenderedPageBreak/>
+        <w:t>Introduction</w:t>
+      </w:r>
+    </w:p>
     <w:p/>
-    <w:p>
-      <w:pPr>
-        <w:pStyle w:val="Heading1"/>
-      </w:pPr>
-      <w:r>
-        <w:t>Introduction</w:t>
-      </w:r>
-    </w:p>
-    <w:p/>
-    <w:p/>
-    <w:p>
-      <w:pPr>
-        <w:pStyle w:val="Heading2"/>
-      </w:pPr>
-      <w:r>
-        <w:t>S</w:t>
-      </w:r>
-      <w:r>
-        <w:t>ection</w:t>
-      </w:r>
-    </w:p>
-    <w:p/>
-    <w:p>
-      <w:r>
-        <w:t>Text</w:t>
-      </w:r>
-    </w:p>
     <w:p/>
     <w:p>
       <w:r>
@@ -525,79 +505,6 @@
       </w:r>
     </w:p>
     <w:p/>
-    <w:p>
-      <w:pPr>
-        <w:spacing w:line="360" w:lineRule="auto"/>
-      </w:pPr>
-      <w:r>
-        <w:t>Numbered l</w:t>
-      </w:r>
-      <w:r>
-        <w:t>ist:</w:t>
-      </w:r>
-    </w:p>
-    <w:p>
-      <w:pPr>
-        <w:pStyle w:val="ListParagraph"/>
-        <w:numPr>
-          <w:ilvl w:val="0"/>
-          <w:numId w:val="1"/>
-        </w:numPr>
-        <w:spacing w:line="360" w:lineRule="auto"/>
-      </w:pPr>
-      <w:r>
-        <w:t>Item</w:t>
-      </w:r>
-      <w:r>
-        <w:t>1</w:t>
-      </w:r>
-    </w:p>
-    <w:p>
-      <w:pPr>
-        <w:pStyle w:val="ListParagraph"/>
-        <w:numPr>
-          <w:ilvl w:val="0"/>
-          <w:numId w:val="1"/>
-        </w:numPr>
-        <w:spacing w:line="360" w:lineRule="auto"/>
-      </w:pPr>
-      <w:r>
-        <w:t>Item2</w:t>
-      </w:r>
-      <w:r>
-        <w:t xml:space="preserve"> </w:t>
-      </w:r>
-    </w:p>
-    <w:p>
-      <w:r>
-        <w:t>Bullet list:</w:t>
-      </w:r>
-    </w:p>
-    <w:p/>
-    <w:p>
-      <w:pPr>
-        <w:pStyle w:val="ListParagraph"/>
-        <w:numPr>
-          <w:ilvl w:val="0"/>
-          <w:numId w:val="2"/>
-        </w:numPr>
-      </w:pPr>
-      <w:r>
-        <w:t>Item1</w:t>
-      </w:r>
-    </w:p>
-    <w:p>
-      <w:pPr>
-        <w:pStyle w:val="ListParagraph"/>
-        <w:numPr>
-          <w:ilvl w:val="0"/>
-          <w:numId w:val="2"/>
-        </w:numPr>
-      </w:pPr>
-      <w:r>
-        <w:t>Item2</w:t>
-      </w:r>
-    </w:p>
     <w:p/>
     <w:p>
       <w:r>
@@ -631,7 +538,22 @@
     </w:p>
     <w:p>
       <w:r>
-        <w:t xml:space="preserve">We decided to merge American-born citizens with those born to American parents abroad into one dummy variable </w:t>
+        <w:t xml:space="preserve">For data preparation we followed the standard steps. The data was filtered to only have entries from the state of Pennsylvania. Then we filtered for positive income and working age population. </w:t>
+      </w:r>
+      <w:r>
+        <w:t>W</w:t>
+      </w:r>
+      <w:r>
+        <w:t xml:space="preserve">e summarized the “educ” (education) variable </w:t>
+      </w:r>
+      <w:r>
+        <w:t xml:space="preserve">by creating a new variable “degree”. </w:t>
+      </w:r>
+      <w:r>
+        <w:t>Also, w</w:t>
+      </w:r>
+      <w:r>
+        <w:t xml:space="preserve">e decided to merge American-born citizens with those born to American parents abroad into one dummy variable </w:t>
       </w:r>
       <w:r>
         <w:t>since</w:t>
@@ -643,7 +565,13 @@
         <w:t xml:space="preserve">the </w:t>
       </w:r>
       <w:r>
-        <w:t>latter category is very scarce (0.66%</w:t>
+        <w:t xml:space="preserve">latter category </w:t>
+      </w:r>
+      <w:r>
+        <w:t>was</w:t>
+      </w:r>
+      <w:r>
+        <w:t xml:space="preserve"> very scarce (0.66%</w:t>
       </w:r>
       <w:r>
         <w:t xml:space="preserve"> of entries</w:t>
@@ -679,9 +607,6 @@
       <w:r>
         <w:t>.</w:t>
       </w:r>
-      <w:r>
-        <w:t xml:space="preserve"> </w:t>
-      </w:r>
     </w:p>
     <w:p/>
     <w:p>
@@ -689,7 +614,10 @@
         <w:pStyle w:val="Heading2"/>
       </w:pPr>
       <w:r>
-        <w:t>Initial model</w:t>
+        <w:t>Basic</w:t>
+      </w:r>
+      <w:r>
+        <w:t xml:space="preserve"> model</w:t>
       </w:r>
     </w:p>
     <w:p>
@@ -697,6 +625,7 @@
         <w:t>After running the regression, we have obtained the following results.</w:t>
       </w:r>
     </w:p>
+    <w:p/>
     <w:tbl>
       <w:tblPr>
         <w:tblW w:w="0" w:type="auto"/>
@@ -710,7 +639,7 @@
       </w:tblPr>
       <w:tblGrid>
         <w:gridCol w:w="1947"/>
-        <w:gridCol w:w="2339"/>
+        <w:gridCol w:w="2519"/>
       </w:tblGrid>
       <w:tr>
         <w:trPr>
@@ -730,7 +659,7 @@
         </w:tc>
         <w:tc>
           <w:tcPr>
-            <w:tcW w:w="2339" w:type="dxa"/>
+            <w:tcW w:w="2519" w:type="dxa"/>
             <w:tcBorders>
               <w:top w:val="single" w:sz="6" w:space="0" w:color="auto"/>
               <w:left w:val="nil"/>
@@ -769,7 +698,7 @@
         </w:tc>
         <w:tc>
           <w:tcPr>
-            <w:tcW w:w="2339" w:type="dxa"/>
+            <w:tcW w:w="2519" w:type="dxa"/>
             <w:tcBorders>
               <w:top w:val="nil"/>
               <w:left w:val="nil"/>
@@ -797,7 +726,7 @@
         </w:tc>
         <w:tc>
           <w:tcPr>
-            <w:tcW w:w="2339" w:type="dxa"/>
+            <w:tcW w:w="2519" w:type="dxa"/>
           </w:tcPr>
           <w:p/>
         </w:tc>
@@ -819,12 +748,19 @@
         </w:tc>
         <w:tc>
           <w:tcPr>
-            <w:tcW w:w="2339" w:type="dxa"/>
+            <w:tcW w:w="2519" w:type="dxa"/>
             <w:hideMark/>
           </w:tcPr>
           <w:p>
             <w:r>
-              <w:t>0.400***</w:t>
+              <w:rPr>
+                <w:b/>
+                <w:bCs/>
+              </w:rPr>
+              <w:t>0.400</w:t>
+            </w:r>
+            <w:r>
+              <w:t>***</w:t>
             </w:r>
           </w:p>
         </w:tc>
@@ -841,7 +777,7 @@
         </w:tc>
         <w:tc>
           <w:tcPr>
-            <w:tcW w:w="2339" w:type="dxa"/>
+            <w:tcW w:w="2519" w:type="dxa"/>
             <w:hideMark/>
           </w:tcPr>
           <w:p>
@@ -868,12 +804,19 @@
         </w:tc>
         <w:tc>
           <w:tcPr>
-            <w:tcW w:w="2339" w:type="dxa"/>
+            <w:tcW w:w="2519" w:type="dxa"/>
             <w:hideMark/>
           </w:tcPr>
           <w:p>
             <w:r>
-              <w:t>0.00586***</w:t>
+              <w:rPr>
+                <w:b/>
+                <w:bCs/>
+              </w:rPr>
+              <w:t>0.00563</w:t>
+            </w:r>
+            <w:r>
+              <w:t>***</w:t>
             </w:r>
           </w:p>
         </w:tc>
@@ -890,12 +833,12 @@
         </w:tc>
         <w:tc>
           <w:tcPr>
-            <w:tcW w:w="2339" w:type="dxa"/>
+            <w:tcW w:w="2519" w:type="dxa"/>
             <w:hideMark/>
           </w:tcPr>
           <w:p>
             <w:r>
-              <w:t>(0.000409)</w:t>
+              <w:t>(0.000410)</w:t>
             </w:r>
           </w:p>
         </w:tc>
@@ -911,18 +854,25 @@
           </w:tcPr>
           <w:p>
             <w:r>
-              <w:t>sex</w:t>
-            </w:r>
-          </w:p>
-        </w:tc>
-        <w:tc>
-          <w:tcPr>
-            <w:tcW w:w="2339" w:type="dxa"/>
+              <w:t>Is female</w:t>
+            </w:r>
+          </w:p>
+        </w:tc>
+        <w:tc>
+          <w:tcPr>
+            <w:tcW w:w="2519" w:type="dxa"/>
             <w:hideMark/>
           </w:tcPr>
           <w:p>
             <w:r>
-              <w:t>-0.466***</w:t>
+              <w:rPr>
+                <w:b/>
+                <w:bCs/>
+              </w:rPr>
+              <w:t>-0.466</w:t>
+            </w:r>
+            <w:r>
+              <w:t>***</w:t>
             </w:r>
           </w:p>
         </w:tc>
@@ -939,12 +889,12 @@
         </w:tc>
         <w:tc>
           <w:tcPr>
-            <w:tcW w:w="2339" w:type="dxa"/>
+            <w:tcW w:w="2519" w:type="dxa"/>
             <w:hideMark/>
           </w:tcPr>
           <w:p>
             <w:r>
-              <w:t>(0.00910)</w:t>
+              <w:t>(0.00909)</w:t>
             </w:r>
           </w:p>
         </w:tc>
@@ -966,12 +916,19 @@
         </w:tc>
         <w:tc>
           <w:tcPr>
-            <w:tcW w:w="2339" w:type="dxa"/>
+            <w:tcW w:w="2519" w:type="dxa"/>
             <w:hideMark/>
           </w:tcPr>
           <w:p>
             <w:r>
-              <w:t>-0.128***</w:t>
+              <w:rPr>
+                <w:b/>
+                <w:bCs/>
+              </w:rPr>
+              <w:t>0.185</w:t>
+            </w:r>
+            <w:r>
+              <w:t>***</w:t>
             </w:r>
           </w:p>
         </w:tc>
@@ -988,12 +945,12 @@
         </w:tc>
         <w:tc>
           <w:tcPr>
-            <w:tcW w:w="2339" w:type="dxa"/>
+            <w:tcW w:w="2519" w:type="dxa"/>
             <w:hideMark/>
           </w:tcPr>
           <w:p>
             <w:r>
-              <w:t>(0.0333)</w:t>
+              <w:t>(0.0294)</w:t>
             </w:r>
           </w:p>
         </w:tc>
@@ -1015,12 +972,19 @@
         </w:tc>
         <w:tc>
           <w:tcPr>
-            <w:tcW w:w="2339" w:type="dxa"/>
+            <w:tcW w:w="2519" w:type="dxa"/>
             <w:hideMark/>
           </w:tcPr>
           <w:p>
             <w:r>
-              <w:t>-0.0579</w:t>
+              <w:rPr>
+                <w:b/>
+                <w:bCs/>
+              </w:rPr>
+              <w:t>0.245</w:t>
+            </w:r>
+            <w:r>
+              <w:t>***</w:t>
             </w:r>
           </w:p>
         </w:tc>
@@ -1037,12 +1001,12 @@
         </w:tc>
         <w:tc>
           <w:tcPr>
-            <w:tcW w:w="2339" w:type="dxa"/>
+            <w:tcW w:w="2519" w:type="dxa"/>
             <w:hideMark/>
           </w:tcPr>
           <w:p>
             <w:r>
-              <w:t>(0.0607)</w:t>
+              <w:t>(0.0367)</w:t>
             </w:r>
           </w:p>
         </w:tc>
@@ -1058,19 +1022,28 @@
           </w:tcPr>
           <w:p>
             <w:r>
-              <w:lastRenderedPageBreak/>
               <w:t>yrsusa1</w:t>
             </w:r>
           </w:p>
         </w:tc>
         <w:tc>
           <w:tcPr>
-            <w:tcW w:w="2339" w:type="dxa"/>
+            <w:tcW w:w="2519" w:type="dxa"/>
             <w:hideMark/>
           </w:tcPr>
           <w:p>
-            <w:r>
-              <w:t>-0.00181*</w:t>
+            <w:pPr>
+              <w:rPr>
+                <w:b/>
+                <w:bCs/>
+              </w:rPr>
+            </w:pPr>
+            <w:r>
+              <w:rPr>
+                <w:b/>
+                <w:bCs/>
+              </w:rPr>
+              <w:t>0.000698</w:t>
             </w:r>
           </w:p>
         </w:tc>
@@ -1087,12 +1060,12 @@
         </w:tc>
         <w:tc>
           <w:tcPr>
-            <w:tcW w:w="2339" w:type="dxa"/>
+            <w:tcW w:w="2519" w:type="dxa"/>
             <w:hideMark/>
           </w:tcPr>
           <w:p>
             <w:r>
-              <w:t>(0.000982)</w:t>
+              <w:t>(0.000876)</w:t>
             </w:r>
           </w:p>
         </w:tc>
@@ -1114,12 +1087,19 @@
         </w:tc>
         <w:tc>
           <w:tcPr>
-            <w:tcW w:w="2339" w:type="dxa"/>
+            <w:tcW w:w="2519" w:type="dxa"/>
             <w:hideMark/>
           </w:tcPr>
           <w:p>
             <w:r>
-              <w:t>10.07***</w:t>
+              <w:rPr>
+                <w:b/>
+                <w:bCs/>
+              </w:rPr>
+              <w:t>9.775</w:t>
+            </w:r>
+            <w:r>
+              <w:t>***</w:t>
             </w:r>
           </w:p>
         </w:tc>
@@ -1136,12 +1116,12 @@
         </w:tc>
         <w:tc>
           <w:tcPr>
-            <w:tcW w:w="2339" w:type="dxa"/>
+            <w:tcW w:w="2519" w:type="dxa"/>
             <w:hideMark/>
           </w:tcPr>
           <w:p>
             <w:r>
-              <w:t>(0.0428)</w:t>
+              <w:t>(0.0381)</w:t>
             </w:r>
           </w:p>
         </w:tc>
@@ -1158,7 +1138,7 @@
         </w:tc>
         <w:tc>
           <w:tcPr>
-            <w:tcW w:w="2339" w:type="dxa"/>
+            <w:tcW w:w="2519" w:type="dxa"/>
           </w:tcPr>
           <w:p/>
         </w:tc>
@@ -1180,7 +1160,7 @@
         </w:tc>
         <w:tc>
           <w:tcPr>
-            <w:tcW w:w="2339" w:type="dxa"/>
+            <w:tcW w:w="2519" w:type="dxa"/>
             <w:hideMark/>
           </w:tcPr>
           <w:p>
@@ -1213,7 +1193,7 @@
         </w:tc>
         <w:tc>
           <w:tcPr>
-            <w:tcW w:w="2339" w:type="dxa"/>
+            <w:tcW w:w="2519" w:type="dxa"/>
             <w:tcBorders>
               <w:top w:val="nil"/>
               <w:left w:val="nil"/>
@@ -1248,7 +1228,96 @@
     </w:p>
     <w:p/>
     <w:p/>
+    <w:p>
+      <w:r>
+        <w:lastRenderedPageBreak/>
+        <w:t>We can observe that each “additional” (or higher level</w:t>
+      </w:r>
+      <w:r>
+        <w:t xml:space="preserve"> of</w:t>
+      </w:r>
+      <w:r>
+        <w:t>) degree induces a 40% increase in total income, ceteris paribus</w:t>
+      </w:r>
+      <w:r>
+        <w:t>. This is an extremely simplistic approach that we change in augmented model, since level of study is effectively a categorical variable</w:t>
+      </w:r>
+      <w:r>
+        <w:t>.</w:t>
+      </w:r>
+    </w:p>
+    <w:p>
+      <w:r>
+        <w:t>Each additional year of age increases income by around 0.56</w:t>
+      </w:r>
+      <w:r>
+        <w:t>3</w:t>
+      </w:r>
+      <w:r>
+        <w:t>% and females seem to earn around 4</w:t>
+      </w:r>
+      <w:r>
+        <w:t>6.6</w:t>
+      </w:r>
+      <w:r>
+        <w:t>% less than males, on average.</w:t>
+      </w:r>
+      <w:r>
+        <w:t xml:space="preserve"> </w:t>
+      </w:r>
+    </w:p>
     <w:p/>
+    <w:p>
+      <w:r>
+        <w:t xml:space="preserve">For our citizenship variables, note that “cit_1” is Americans or born to American parents abroad, “cit_2” is naturalised citizens and “cit_3” are not citizens. To not run into multicollinearity issues, we decided to </w:t>
+      </w:r>
+      <w:r>
+        <w:t>use</w:t>
+      </w:r>
+      <w:r>
+        <w:t xml:space="preserve"> “cit_3”</w:t>
+      </w:r>
+      <w:r>
+        <w:t xml:space="preserve"> as a benchmark</w:t>
+      </w:r>
+      <w:r>
+        <w:t xml:space="preserve">. Therefore, </w:t>
+      </w:r>
+      <w:r>
+        <w:t>our analysis indicated that being an American citizen (or born to American parents abroad) increases income by around 18.5%, whereas being a naturalised</w:t>
+      </w:r>
+      <w:r>
+        <w:t xml:space="preserve"> citizen</w:t>
+      </w:r>
+      <w:r>
+        <w:t xml:space="preserve"> increases income by 24.5%</w:t>
+      </w:r>
+      <w:r>
+        <w:t>, relative to not being a</w:t>
+      </w:r>
+      <w:r>
+        <w:t xml:space="preserve"> citizen</w:t>
+      </w:r>
+      <w:r>
+        <w:t>.</w:t>
+      </w:r>
+      <w:r>
+        <w:t xml:space="preserve"> Thus, the gap is largest between naturalised Americans and non-citizens.</w:t>
+      </w:r>
+      <w:r>
+        <w:t xml:space="preserve"> All outcomes discussed have a statistically significant (p-value &lt; 0.01) effect.</w:t>
+      </w:r>
+    </w:p>
+    <w:p>
+      <w:r>
+        <w:t>The only coefficient that is not statistically significant (p-value &gt; 0.1) is “yrsusa1”. This result is quite logical. One could confidently speculate that people in “cit_1” category (Americans) have the highest time spent in USA, non-citizens have the lowest time, whereas naturalised citizens are somewhere in between. Thus, these categories already explain a lot of variation that “yrsinusa1” would. Consequently, the variable is not useful in explaining the model.</w:t>
+      </w:r>
+    </w:p>
+    <w:p>
+      <w:r>
+        <w:t>Finally, our achieved R-squared for initial model is 15.1%. Although the explained variation is not high, the model itself is highly interpretable, and results seem to follow general knowledge predictions. Thus, we conclude that the initial model provides a decent understanding of the relationship between people’s incomes and different variables in the dataset for Pennsylvania.</w:t>
+      </w:r>
+    </w:p>
     <w:p/>
     <w:p>
       <w:pPr>
@@ -1504,95 +1573,9 @@
 <file path=word/numbering.xml><?xml version="1.0" encoding="utf-8"?>
 <w:numbering xmlns:wpc="http://schemas.microsoft.com/office/word/2010/wordprocessingCanvas" xmlns:cx="http://schemas.microsoft.com/office/drawing/2014/chartex" xmlns:cx1="http://schemas.microsoft.com/office/drawing/2015/9/8/chartex" xmlns:cx2="http://schemas.microsoft.com/office/drawing/2015/10/21/chartex" xmlns:cx3="http://schemas.microsoft.com/office/drawing/2016/5/9/chartex" xmlns:cx4="http://schemas.microsoft.com/office/drawing/2016/5/10/chartex" xmlns:cx5="http://schemas.microsoft.com/office/drawing/2016/5/11/chartex" xmlns:cx6="http://schemas.microsoft.com/office/drawing/2016/5/12/chartex" xmlns:cx7="http://schemas.microsoft.com/office/drawing/2016/5/13/chartex" xmlns:cx8="http://schemas.microsoft.com/office/drawing/2016/5/14/chartex" xmlns:mc="http://schemas.openxmlformats.org/markup-compatibility/2006" xmlns:aink="http://schemas.microsoft.com/office/drawing/2016/ink" xmlns:am3d="http://schemas.microsoft.com/office/drawing/2017/model3d" xmlns:o="urn:schemas-microsoft-com:office:office" xmlns:oel="http://schemas.microsoft.com/office/2019/extlst" xmlns:r="http://schemas.openxmlformats.org/officeDocument/2006/relationships" xmlns:m="http://schemas.openxmlformats.org/officeDocument/2006/math" xmlns:v="urn:schemas-microsoft-com:vml" xmlns:wp14="http://schemas.microsoft.com/office/word/2010/wordprocessingDrawing" xmlns:wp="http://schemas.openxmlformats.org/drawingml/2006/wordprocessingDrawing" xmlns:w10="urn:schemas-microsoft-com:office:word" xmlns:w="http://schemas.openxmlformats.org/wordprocessingml/2006/main" xmlns:w14="http://schemas.microsoft.com/office/word/2010/wordml" xmlns:w15="http://schemas.microsoft.com/office/word/2012/wordml" xmlns:w16cex="http://schemas.microsoft.com/office/word/2018/wordml/cex" xmlns:w16cid="http://schemas.microsoft.com/office/word/2016/wordml/cid" xmlns:w16="http://schemas.microsoft.com/office/word/2018/wordml" xmlns:w16du="http://schemas.microsoft.com/office/word/2023/wordml/word16du" xmlns:w16sdtdh="http://schemas.microsoft.com/office/word/2020/wordml/sdtdatahash" xmlns:w16sdtfl="http://schemas.microsoft.com/office/word/2024/wordml/sdtformatlock" xmlns:w16se="http://schemas.microsoft.com/office/word/2015/wordml/symex" xmlns:wpg="http://schemas.microsoft.com/office/word/2010/wordprocessingGroup" xmlns:wpi="http://schemas.microsoft.com/office/word/2010/wordprocessingInk" xmlns:wne="http://schemas.microsoft.com/office/word/2006/wordml" xmlns:wps="http://schemas.microsoft.com/office/word/2010/wordprocessingShape" mc:Ignorable="w14 w15 w16se w16cid w16 w16cex w16sdtdh w16sdtfl w16du wp14">
   <w:abstractNum w:abstractNumId="0" w15:restartNumberingAfterBreak="0">
-    <w:nsid w:val="146C17B2"/>
+    <w:nsid w:val="11AF2835"/>
     <w:multiLevelType w:val="hybridMultilevel"/>
-    <w:tmpl w:val="A01CF3AE"/>
-    <w:lvl w:ilvl="0" w:tplc="0809000F">
-      <w:start w:val="1"/>
-      <w:numFmt w:val="decimal"/>
-      <w:lvlText w:val="%1."/>
-      <w:lvlJc w:val="left"/>
-      <w:pPr>
-        <w:ind w:left="720" w:hanging="360"/>
-      </w:pPr>
-    </w:lvl>
-    <w:lvl w:ilvl="1" w:tplc="08090019" w:tentative="1">
-      <w:start w:val="1"/>
-      <w:numFmt w:val="lowerLetter"/>
-      <w:lvlText w:val="%2."/>
-      <w:lvlJc w:val="left"/>
-      <w:pPr>
-        <w:ind w:left="1440" w:hanging="360"/>
-      </w:pPr>
-    </w:lvl>
-    <w:lvl w:ilvl="2" w:tplc="0809001B" w:tentative="1">
-      <w:start w:val="1"/>
-      <w:numFmt w:val="lowerRoman"/>
-      <w:lvlText w:val="%3."/>
-      <w:lvlJc w:val="right"/>
-      <w:pPr>
-        <w:ind w:left="2160" w:hanging="180"/>
-      </w:pPr>
-    </w:lvl>
-    <w:lvl w:ilvl="3" w:tplc="0809000F" w:tentative="1">
-      <w:start w:val="1"/>
-      <w:numFmt w:val="decimal"/>
-      <w:lvlText w:val="%4."/>
-      <w:lvlJc w:val="left"/>
-      <w:pPr>
-        <w:ind w:left="2880" w:hanging="360"/>
-      </w:pPr>
-    </w:lvl>
-    <w:lvl w:ilvl="4" w:tplc="08090019" w:tentative="1">
-      <w:start w:val="1"/>
-      <w:numFmt w:val="lowerLetter"/>
-      <w:lvlText w:val="%5."/>
-      <w:lvlJc w:val="left"/>
-      <w:pPr>
-        <w:ind w:left="3600" w:hanging="360"/>
-      </w:pPr>
-    </w:lvl>
-    <w:lvl w:ilvl="5" w:tplc="0809001B" w:tentative="1">
-      <w:start w:val="1"/>
-      <w:numFmt w:val="lowerRoman"/>
-      <w:lvlText w:val="%6."/>
-      <w:lvlJc w:val="right"/>
-      <w:pPr>
-        <w:ind w:left="4320" w:hanging="180"/>
-      </w:pPr>
-    </w:lvl>
-    <w:lvl w:ilvl="6" w:tplc="0809000F" w:tentative="1">
-      <w:start w:val="1"/>
-      <w:numFmt w:val="decimal"/>
-      <w:lvlText w:val="%7."/>
-      <w:lvlJc w:val="left"/>
-      <w:pPr>
-        <w:ind w:left="5040" w:hanging="360"/>
-      </w:pPr>
-    </w:lvl>
-    <w:lvl w:ilvl="7" w:tplc="08090019" w:tentative="1">
-      <w:start w:val="1"/>
-      <w:numFmt w:val="lowerLetter"/>
-      <w:lvlText w:val="%8."/>
-      <w:lvlJc w:val="left"/>
-      <w:pPr>
-        <w:ind w:left="5760" w:hanging="360"/>
-      </w:pPr>
-    </w:lvl>
-    <w:lvl w:ilvl="8" w:tplc="0809001B" w:tentative="1">
-      <w:start w:val="1"/>
-      <w:numFmt w:val="lowerRoman"/>
-      <w:lvlText w:val="%9."/>
-      <w:lvlJc w:val="right"/>
-      <w:pPr>
-        <w:ind w:left="6480" w:hanging="180"/>
-      </w:pPr>
-    </w:lvl>
-  </w:abstractNum>
-  <w:abstractNum w:abstractNumId="1" w15:restartNumberingAfterBreak="0">
-    <w:nsid w:val="5056414C"/>
-    <w:multiLevelType w:val="hybridMultilevel"/>
-    <w:tmpl w:val="66A2ACE6"/>
+    <w:tmpl w:val="53EC063A"/>
     <w:lvl w:ilvl="0" w:tplc="08090001">
       <w:start w:val="1"/>
       <w:numFmt w:val="bullet"/>
@@ -1702,11 +1685,213 @@
       </w:rPr>
     </w:lvl>
   </w:abstractNum>
+  <w:abstractNum w:abstractNumId="1" w15:restartNumberingAfterBreak="0">
+    <w:nsid w:val="146C17B2"/>
+    <w:multiLevelType w:val="hybridMultilevel"/>
+    <w:tmpl w:val="A01CF3AE"/>
+    <w:lvl w:ilvl="0" w:tplc="0809000F">
+      <w:start w:val="1"/>
+      <w:numFmt w:val="decimal"/>
+      <w:lvlText w:val="%1."/>
+      <w:lvlJc w:val="left"/>
+      <w:pPr>
+        <w:ind w:left="720" w:hanging="360"/>
+      </w:pPr>
+    </w:lvl>
+    <w:lvl w:ilvl="1" w:tplc="08090019" w:tentative="1">
+      <w:start w:val="1"/>
+      <w:numFmt w:val="lowerLetter"/>
+      <w:lvlText w:val="%2."/>
+      <w:lvlJc w:val="left"/>
+      <w:pPr>
+        <w:ind w:left="1440" w:hanging="360"/>
+      </w:pPr>
+    </w:lvl>
+    <w:lvl w:ilvl="2" w:tplc="0809001B" w:tentative="1">
+      <w:start w:val="1"/>
+      <w:numFmt w:val="lowerRoman"/>
+      <w:lvlText w:val="%3."/>
+      <w:lvlJc w:val="right"/>
+      <w:pPr>
+        <w:ind w:left="2160" w:hanging="180"/>
+      </w:pPr>
+    </w:lvl>
+    <w:lvl w:ilvl="3" w:tplc="0809000F" w:tentative="1">
+      <w:start w:val="1"/>
+      <w:numFmt w:val="decimal"/>
+      <w:lvlText w:val="%4."/>
+      <w:lvlJc w:val="left"/>
+      <w:pPr>
+        <w:ind w:left="2880" w:hanging="360"/>
+      </w:pPr>
+    </w:lvl>
+    <w:lvl w:ilvl="4" w:tplc="08090019" w:tentative="1">
+      <w:start w:val="1"/>
+      <w:numFmt w:val="lowerLetter"/>
+      <w:lvlText w:val="%5."/>
+      <w:lvlJc w:val="left"/>
+      <w:pPr>
+        <w:ind w:left="3600" w:hanging="360"/>
+      </w:pPr>
+    </w:lvl>
+    <w:lvl w:ilvl="5" w:tplc="0809001B" w:tentative="1">
+      <w:start w:val="1"/>
+      <w:numFmt w:val="lowerRoman"/>
+      <w:lvlText w:val="%6."/>
+      <w:lvlJc w:val="right"/>
+      <w:pPr>
+        <w:ind w:left="4320" w:hanging="180"/>
+      </w:pPr>
+    </w:lvl>
+    <w:lvl w:ilvl="6" w:tplc="0809000F" w:tentative="1">
+      <w:start w:val="1"/>
+      <w:numFmt w:val="decimal"/>
+      <w:lvlText w:val="%7."/>
+      <w:lvlJc w:val="left"/>
+      <w:pPr>
+        <w:ind w:left="5040" w:hanging="360"/>
+      </w:pPr>
+    </w:lvl>
+    <w:lvl w:ilvl="7" w:tplc="08090019" w:tentative="1">
+      <w:start w:val="1"/>
+      <w:numFmt w:val="lowerLetter"/>
+      <w:lvlText w:val="%8."/>
+      <w:lvlJc w:val="left"/>
+      <w:pPr>
+        <w:ind w:left="5760" w:hanging="360"/>
+      </w:pPr>
+    </w:lvl>
+    <w:lvl w:ilvl="8" w:tplc="0809001B" w:tentative="1">
+      <w:start w:val="1"/>
+      <w:numFmt w:val="lowerRoman"/>
+      <w:lvlText w:val="%9."/>
+      <w:lvlJc w:val="right"/>
+      <w:pPr>
+        <w:ind w:left="6480" w:hanging="180"/>
+      </w:pPr>
+    </w:lvl>
+  </w:abstractNum>
+  <w:abstractNum w:abstractNumId="2" w15:restartNumberingAfterBreak="0">
+    <w:nsid w:val="5056414C"/>
+    <w:multiLevelType w:val="hybridMultilevel"/>
+    <w:tmpl w:val="1D6287C4"/>
+    <w:lvl w:ilvl="0" w:tplc="08090001">
+      <w:start w:val="1"/>
+      <w:numFmt w:val="bullet"/>
+      <w:lvlText w:val=""/>
+      <w:lvlJc w:val="left"/>
+      <w:pPr>
+        <w:ind w:left="720" w:hanging="360"/>
+      </w:pPr>
+      <w:rPr>
+        <w:rFonts w:ascii="Symbol" w:hAnsi="Symbol" w:hint="default"/>
+      </w:rPr>
+    </w:lvl>
+    <w:lvl w:ilvl="1" w:tplc="08090003" w:tentative="1">
+      <w:start w:val="1"/>
+      <w:numFmt w:val="bullet"/>
+      <w:lvlText w:val="o"/>
+      <w:lvlJc w:val="left"/>
+      <w:pPr>
+        <w:ind w:left="1440" w:hanging="360"/>
+      </w:pPr>
+      <w:rPr>
+        <w:rFonts w:ascii="Courier New" w:hAnsi="Courier New" w:cs="Courier New" w:hint="default"/>
+      </w:rPr>
+    </w:lvl>
+    <w:lvl w:ilvl="2" w:tplc="08090005" w:tentative="1">
+      <w:start w:val="1"/>
+      <w:numFmt w:val="bullet"/>
+      <w:lvlText w:val=""/>
+      <w:lvlJc w:val="left"/>
+      <w:pPr>
+        <w:ind w:left="2160" w:hanging="360"/>
+      </w:pPr>
+      <w:rPr>
+        <w:rFonts w:ascii="Wingdings" w:hAnsi="Wingdings" w:hint="default"/>
+      </w:rPr>
+    </w:lvl>
+    <w:lvl w:ilvl="3" w:tplc="08090001" w:tentative="1">
+      <w:start w:val="1"/>
+      <w:numFmt w:val="bullet"/>
+      <w:lvlText w:val=""/>
+      <w:lvlJc w:val="left"/>
+      <w:pPr>
+        <w:ind w:left="2880" w:hanging="360"/>
+      </w:pPr>
+      <w:rPr>
+        <w:rFonts w:ascii="Symbol" w:hAnsi="Symbol" w:hint="default"/>
+      </w:rPr>
+    </w:lvl>
+    <w:lvl w:ilvl="4" w:tplc="08090003" w:tentative="1">
+      <w:start w:val="1"/>
+      <w:numFmt w:val="bullet"/>
+      <w:lvlText w:val="o"/>
+      <w:lvlJc w:val="left"/>
+      <w:pPr>
+        <w:ind w:left="3600" w:hanging="360"/>
+      </w:pPr>
+      <w:rPr>
+        <w:rFonts w:ascii="Courier New" w:hAnsi="Courier New" w:cs="Courier New" w:hint="default"/>
+      </w:rPr>
+    </w:lvl>
+    <w:lvl w:ilvl="5" w:tplc="08090005" w:tentative="1">
+      <w:start w:val="1"/>
+      <w:numFmt w:val="bullet"/>
+      <w:lvlText w:val=""/>
+      <w:lvlJc w:val="left"/>
+      <w:pPr>
+        <w:ind w:left="4320" w:hanging="360"/>
+      </w:pPr>
+      <w:rPr>
+        <w:rFonts w:ascii="Wingdings" w:hAnsi="Wingdings" w:hint="default"/>
+      </w:rPr>
+    </w:lvl>
+    <w:lvl w:ilvl="6" w:tplc="08090001" w:tentative="1">
+      <w:start w:val="1"/>
+      <w:numFmt w:val="bullet"/>
+      <w:lvlText w:val=""/>
+      <w:lvlJc w:val="left"/>
+      <w:pPr>
+        <w:ind w:left="5040" w:hanging="360"/>
+      </w:pPr>
+      <w:rPr>
+        <w:rFonts w:ascii="Symbol" w:hAnsi="Symbol" w:hint="default"/>
+      </w:rPr>
+    </w:lvl>
+    <w:lvl w:ilvl="7" w:tplc="08090003" w:tentative="1">
+      <w:start w:val="1"/>
+      <w:numFmt w:val="bullet"/>
+      <w:lvlText w:val="o"/>
+      <w:lvlJc w:val="left"/>
+      <w:pPr>
+        <w:ind w:left="5760" w:hanging="360"/>
+      </w:pPr>
+      <w:rPr>
+        <w:rFonts w:ascii="Courier New" w:hAnsi="Courier New" w:cs="Courier New" w:hint="default"/>
+      </w:rPr>
+    </w:lvl>
+    <w:lvl w:ilvl="8" w:tplc="08090005" w:tentative="1">
+      <w:start w:val="1"/>
+      <w:numFmt w:val="bullet"/>
+      <w:lvlText w:val=""/>
+      <w:lvlJc w:val="left"/>
+      <w:pPr>
+        <w:ind w:left="6480" w:hanging="360"/>
+      </w:pPr>
+      <w:rPr>
+        <w:rFonts w:ascii="Wingdings" w:hAnsi="Wingdings" w:hint="default"/>
+      </w:rPr>
+    </w:lvl>
+  </w:abstractNum>
   <w:num w:numId="1" w16cid:durableId="989363412">
-    <w:abstractNumId w:val="0"/>
+    <w:abstractNumId w:val="1"/>
   </w:num>
   <w:num w:numId="2" w16cid:durableId="841745189">
-    <w:abstractNumId w:val="1"/>
+    <w:abstractNumId w:val="2"/>
+  </w:num>
+  <w:num w:numId="3" w16cid:durableId="106588540">
+    <w:abstractNumId w:val="0"/>
   </w:num>
 </w:numbering>
 </file>
